--- a/prosedurler/EMS.QA.PRO.02.05. Metal Detector Control Procedure.docx
+++ b/prosedurler/EMS.QA.PRO.02.05. Metal Detector Control Procedure.docx
@@ -32,7 +32,7 @@
           <w:sz w:val="24"/>
           <w:szCs w:val="24"/>
         </w:rPr>
-        <w:t xml:space="preserve">This procedure defines how metal detection is planned, controlled and verified for finished garments and packed goods at Eroglu Knitting (EMS), so that no metal contamination, broken needle fragment or foreign metal object reaches the customer. It sets the management rules (ownership, detection point, verification, handling of alarms, release and monitoring) in line with ISO 9001:2015 (clauses 7.1.5, 8.5.1 and 8.7), the Product Safety Policy and customer product safety requirements. The step-by-step operation of the detector is given in EMS.QA.TL.02.06 and is not repeated here.</w:t>
+        <w:t xml:space="preserve">This procedure defines how metal detection is planned, controlled and verified for finished garments and packed goods at Eroglu Knitting (EMS), so that no metal contamination, broken needle fragment or foreign metal object reaches the customer. It sets the management rules (ownership, detection point, verification, handling of alarms, release and monitoring) in line with ISO 9001:2015 (clauses 7.1.5, 8.5.1 and 8.7), the Product Safety Policy and customer product safety requirements. The step-by-step operation of the detector is given in EMS.QA.TL.02.06 and is not repeated here. Metal detection is step 4 of the department flow in EMS.ÜR.PRO.05.10: it is carried out after the pressing and the optical control (EMS.QA.PRO.02.13) and before packing.</w:t>
       </w:r>
     </w:p>
     <w:p>
@@ -73,7 +73,7 @@
           <w:sz w:val="24"/>
           <w:szCs w:val="24"/>
         </w:rPr>
-        <w:t xml:space="preserve">This procedure applies to all metal detectors (conveyor type and, where used, needle detectors) used for finished garments, babywear and children's wear and packed products at the pressing, final inspection and packing area. It covers detector operators, quality controllers, packing, maintenance and security staff, and the test pieces, quarantine box, metal-free zone and detection records. Subcontracted finished goods are included and must pass a detector before shipment, at EMS or at the subcontractor under a documented agreement.</w:t>
+        <w:t xml:space="preserve">This procedure applies to all metal detectors (conveyor type and, where used, needle detectors) used for finished garments, babywear and children's wear and packed products at the pressing, final control and packing area. It covers detector operators, quality controllers, packing, maintenance and security staff, and the test pieces, quarantine box, metal-free zone and detection records. Subcontracted finished goods are included and must pass a detector before packing and shipment, at EMS or at the subcontractor under a documented agreement.</w:t>
       </w:r>
     </w:p>
     <w:p>
@@ -166,7 +166,7 @@
           <w:sz w:val="24"/>
           <w:szCs w:val="24"/>
         </w:rPr>
-        <w:t xml:space="preserve"> Ensures that 100% of finished products pass through the detector before final packing or after packing as defined, and stops packing when the detector is out of service.</w:t>
+        <w:t xml:space="preserve"> Ensures that 100% of finished products pass through the detector at step 4 (after the optical control and before packing), and stops packing when the detector is out of service.</w:t>
       </w:r>
     </w:p>
     <w:p>
@@ -762,7 +762,7 @@
           <w:sz w:val="24"/>
           <w:szCs w:val="24"/>
         </w:rPr>
-        <w:t xml:space="preserve">2.1. All finished garments or cartons pass through the calibrated detector after the last operation that can add metal and before shipment; for babywear and children's wear every garment passes after packing (EMS.QA.PRO.02.11).</w:t>
+        <w:t xml:space="preserve">2.1. All finished garments pass through the calibrated detector at step 4 of the department flow (EMS.ÜR.PRO.05.10): after the last operation that can add metal, that is after pressing and the optical control, and before packing, so that no metal reaches the polybag or carton. Where the customer or EMS.QA.PRO.02.11 requires it (babywear and children's wear), the packed cartons are passed a second time and the second pass is recorded.</w:t>
       </w:r>
     </w:p>
     <w:p>
@@ -811,6 +811,22 @@
           <w:szCs w:val="24"/>
         </w:rPr>
         <w:t xml:space="preserve">2.4. No product is packed, shipped or sold without a detection record.</w:t>
+      </w:r>
+    </w:p>
+    <w:p>
+      <w:pPr>
+        <w:pStyle w:val="ListeParagraf"/>
+        <w:spacing w:after="80"/>
+        <w:ind w:left="709" w:right="0"/>
+        <w:jc w:val="both"/>
+      </w:pPr>
+      <w:r>
+        <w:rPr>
+          <w:rFonts w:ascii="Calibri" w:hAnsi="Calibri" w:cs="Arial"/>
+          <w:sz w:val="24"/>
+          <w:szCs w:val="24"/>
+        </w:rPr>
+        <w:t xml:space="preserve">2.5. Garments that have passed the detector are kept in a clean, marked area and are not mixed with garments that have not been passed; the lot goes on to packing (EMS.ÜR.PRO.05.11) only with a completed detection record.</w:t>
       </w:r>
     </w:p>
     <w:p>
@@ -1476,7 +1492,7 @@
           <w:sz w:val="24"/>
           <w:szCs w:val="24"/>
         </w:rPr>
-        <w:t xml:space="preserve">EMS.QA.PRO.02.11. Children's Wear Safety Procedure</w:t>
+        <w:t xml:space="preserve">EMS.ÜR.PRO.05.10. Pressing, Final Control and Packing Procedure</w:t>
       </w:r>
     </w:p>
     <w:p>
@@ -1495,7 +1511,7 @@
           <w:sz w:val="24"/>
           <w:szCs w:val="24"/>
         </w:rPr>
-        <w:t xml:space="preserve">EMS.QA.POL.02.01. Product Safety Policy</w:t>
+        <w:t xml:space="preserve">EMS.QA.PRO.02.13. Optical Inspection Procedure</w:t>
       </w:r>
     </w:p>
     <w:p>
@@ -1514,7 +1530,7 @@
           <w:sz w:val="24"/>
           <w:szCs w:val="24"/>
         </w:rPr>
-        <w:t xml:space="preserve">EMS.LB.PRO.09.02. Calibration of Measuring Equipment Procedure</w:t>
+        <w:t xml:space="preserve">EMS.ÜR.PRO.05.11. Packing and Labelling Procedure</w:t>
       </w:r>
     </w:p>
     <w:p>
@@ -1533,7 +1549,7 @@
           <w:sz w:val="24"/>
           <w:szCs w:val="24"/>
         </w:rPr>
-        <w:t xml:space="preserve">EMS.EG.PRO.12.01. Training Planning and Effectiveness Procedure</w:t>
+        <w:t xml:space="preserve">EMS.QA.PRO.02.14. Final Inspection and Release Procedure</w:t>
       </w:r>
     </w:p>
     <w:p>
@@ -1552,7 +1568,7 @@
           <w:sz w:val="24"/>
           <w:szCs w:val="24"/>
         </w:rPr>
-        <w:t xml:space="preserve">EMS.QA.FRM.03.07. Metal Detector Daily Calibration Report</w:t>
+        <w:t xml:space="preserve">EMS.QA.PRO.02.11. Children's Wear Safety Procedure</w:t>
       </w:r>
     </w:p>
     <w:p>
@@ -1571,7 +1587,7 @@
           <w:sz w:val="24"/>
           <w:szCs w:val="24"/>
         </w:rPr>
-        <w:t xml:space="preserve">EMS.QA.FRM.03.06. Metal Detector Quarantine Box Record Form</w:t>
+        <w:t xml:space="preserve">EMS.QA.POL.02.01. Product Safety Policy</w:t>
       </w:r>
     </w:p>
     <w:p>
@@ -1590,7 +1606,7 @@
           <w:sz w:val="24"/>
           <w:szCs w:val="24"/>
         </w:rPr>
-        <w:t xml:space="preserve">EMS.QA.FRM.03.09. Metal-Free Zone Entry-Exit Form</w:t>
+        <w:t xml:space="preserve">EMS.LB.PRO.09.02. Calibration of Measuring Equipment Procedure</w:t>
       </w:r>
     </w:p>
     <w:p>
@@ -1609,1517 +1625,7 @@
           <w:sz w:val="24"/>
           <w:szCs w:val="24"/>
         </w:rPr>
-        <w:t xml:space="preserve">EMS.QA.FRM.03.02. Broken Needle Tracking Form</w:t>
-      </w:r>
-    </w:p>
-    <w:p>
-      <w:pPr>
-        <w:pStyle w:val="ListeParagraf"/>
-        <w:spacing w:after="80"/>
-        <w:ind w:left="709" w:right="0"/>
-        <w:jc w:val="both"/>
-      </w:pPr>
-    </w:p>
-    <w:p>
-      <w:pPr>
-        <w:pStyle w:val="ListeParagraf"/>
-        <w:spacing w:before="120" w:after="60"/>
-        <w:ind w:left="709" w:right="0"/>
-      </w:pPr>
-      <w:r>
-        <w:rPr>
-          <w:rFonts w:ascii="Calibri" w:hAnsi="Calibri" w:cs="Arial"/>
-          <w:b/>
-          <w:bCs/>
-          <w:sz w:val="24"/>
-          <w:szCs w:val="24"/>
-        </w:rPr>
-        <w:t xml:space="preserve">10. FEEDBACK AND FOLLOW-UP</w:t>
-      </w:r>
-    </w:p>
-    <w:p>
-      <w:pPr>
-        <w:pStyle w:val="ListeParagraf"/>
-        <w:spacing w:after="80"/>
-        <w:ind w:left="709" w:right="0"/>
-        <w:jc w:val="both"/>
-      </w:pPr>
-      <w:r>
-        <w:rPr>
-          <w:rFonts w:ascii="Calibri" w:hAnsi="Calibri" w:cs="Arial"/>
-          <w:sz w:val="24"/>
-          <w:szCs w:val="24"/>
-        </w:rPr>
-        <w:t xml:space="preserve">This procedure is reviewed every year by the Quality Assurance Manager together with Production, and after any metal incident, detector change or change in customer requirements. Monthly results are reported to the management review, and improvement actions are followed up until they are closed.</w:t>
-      </w:r>
-    </w:p>
-    <w:p>
-      <w:r>
-        <w:br w:type="page"/>
-      </w:r>
-    </w:p>
-    <w:p>
-      <w:pPr>
-        <w:pStyle w:val="ListeParagraf"/>
-        <w:bidi/>
-        <w:spacing w:before="120" w:after="60"/>
-        <w:ind w:left="0" w:right="709"/>
-      </w:pPr>
-      <w:r>
-        <w:rPr>
-          <w:rFonts w:ascii="Calibri" w:hAnsi="Calibri" w:cs="Arial"/>
-          <w:b/>
-          <w:bCs/>
-          <w:rtl/>
-          <w:sz w:val="24"/>
-          <w:szCs w:val="24"/>
-        </w:rPr>
-        <w:t xml:space="preserve">الغرض</w:t>
-      </w:r>
-    </w:p>
-    <w:p>
-      <w:pPr>
-        <w:pStyle w:val="ListeParagraf"/>
-        <w:bidi/>
-        <w:spacing w:after="80"/>
-        <w:ind w:left="0" w:right="709"/>
-        <w:jc w:val="both"/>
-      </w:pPr>
-      <w:r>
-        <w:rPr>
-          <w:rFonts w:ascii="Calibri" w:hAnsi="Calibri" w:cs="Arial"/>
-          <w:rtl/>
-          <w:sz w:val="24"/>
-          <w:szCs w:val="24"/>
-        </w:rPr>
-        <w:t xml:space="preserve">يحدد هذا الإجراء كيفية تخطيط عملية كشف المعادن وضبطها والتحقق منها للملابس النهائية والمنتجات المعبأة في شركة إيروغلو للتريكو (EMS)، بحيث لا يصل إلى العميل أي تلوث معدني أو شظية إبرة مكسورة أو جسم معدني غريب. ويضع القواعد الإدارية (المسؤولية ونقطة الكشف والتحقق والتعامل مع الإنذارات والإفراج والمتابعة) بما يتوافق مع ISO 9001:2015 (البنود 7.1.5 و8.5.1 و8.7) وسياسة سلامة المنتج ومتطلبات العملاء في سلامة المنتج. أما خطوات تشغيل الجهاز فترد في EMS.QA.TL.02.06 ولا تتكرر هنا.</w:t>
-      </w:r>
-    </w:p>
-    <w:p>
-      <w:pPr>
-        <w:pStyle w:val="ListeParagraf"/>
-        <w:bidi/>
-        <w:spacing w:after="80"/>
-        <w:ind w:left="0" w:right="709"/>
-        <w:jc w:val="both"/>
-      </w:pPr>
-    </w:p>
-    <w:p>
-      <w:pPr>
-        <w:pStyle w:val="ListeParagraf"/>
-        <w:bidi/>
-        <w:spacing w:before="120" w:after="60"/>
-        <w:ind w:left="0" w:right="709"/>
-      </w:pPr>
-      <w:r>
-        <w:rPr>
-          <w:rFonts w:ascii="Calibri" w:hAnsi="Calibri" w:cs="Arial"/>
-          <w:b/>
-          <w:bCs/>
-          <w:rtl/>
-          <w:sz w:val="24"/>
-          <w:szCs w:val="24"/>
-        </w:rPr>
-        <w:t xml:space="preserve">النطاق</w:t>
-      </w:r>
-    </w:p>
-    <w:p>
-      <w:pPr>
-        <w:pStyle w:val="ListeParagraf"/>
-        <w:bidi/>
-        <w:spacing w:after="80"/>
-        <w:ind w:left="0" w:right="709"/>
-        <w:jc w:val="both"/>
-      </w:pPr>
-      <w:r>
-        <w:rPr>
-          <w:rFonts w:ascii="Calibri" w:hAnsi="Calibri" w:cs="Arial"/>
-          <w:rtl/>
-          <w:sz w:val="24"/>
-          <w:szCs w:val="24"/>
-        </w:rPr>
-        <w:t xml:space="preserve">يسري هذا الإجراء على جميع أجهزة كشف المعادن (النوع ذي السير الناقل، وأجهزة كشف الإبر حيثما استُخدمت) المستعملة للملابس النهائية وملابس الرضع والأطفال والمنتجات المعبأة في منطقة الكي والفحص النهائي والتعبئة. ويشمل مشغلي الأجهزة ومراقبي الجودة وموظفي التعبئة والصيانة والأمن، وقطع الاختبار وصندوق الحجر ومنطقة الخلو من المعادن وسجلات الكشف. ويشمل أيضًا المنتجات النهائية المنفذة لدى المقاولين من الباطن، إذ يجب أن تمر عبر جهاز كشف قبل الشحن، سواء في EMS أو لدى المقاول بموجب اتفاق موثق.</w:t>
-      </w:r>
-    </w:p>
-    <w:p>
-      <w:pPr>
-        <w:pStyle w:val="ListeParagraf"/>
-        <w:bidi/>
-        <w:spacing w:after="80"/>
-        <w:ind w:left="0" w:right="709"/>
-        <w:jc w:val="both"/>
-      </w:pPr>
-    </w:p>
-    <w:p>
-      <w:pPr>
-        <w:pStyle w:val="ListeParagraf"/>
-        <w:bidi/>
-        <w:spacing w:before="120" w:after="60"/>
-        <w:ind w:left="0" w:right="709"/>
-      </w:pPr>
-      <w:r>
-        <w:rPr>
-          <w:rFonts w:ascii="Calibri" w:hAnsi="Calibri" w:cs="Arial"/>
-          <w:b/>
-          <w:bCs/>
-          <w:rtl/>
-          <w:sz w:val="24"/>
-          <w:szCs w:val="24"/>
-        </w:rPr>
-        <w:t xml:space="preserve">المسؤوليات</w:t>
-      </w:r>
-    </w:p>
-    <w:p>
-      <w:pPr>
-        <w:pStyle w:val="ListeParagraf"/>
-        <w:bidi/>
-        <w:spacing w:after="80"/>
-        <w:ind w:left="0" w:right="709"/>
-        <w:jc w:val="both"/>
-      </w:pPr>
-      <w:r>
-        <w:rPr>
-          <w:rFonts w:ascii="Calibri" w:hAnsi="Calibri" w:cs="Arial"/>
-          <w:rtl/>
-          <w:sz w:val="24"/>
-          <w:szCs w:val="24"/>
-        </w:rPr>
-        <w:t xml:space="preserve">• </w:t>
-      </w:r>
-      <w:r>
-        <w:rPr>
-          <w:rFonts w:ascii="Calibri" w:hAnsi="Calibri" w:cs="Arial"/>
-          <w:b/>
-          <w:bCs/>
-          <w:rtl/>
-          <w:sz w:val="24"/>
-          <w:szCs w:val="24"/>
-        </w:rPr>
-        <w:t xml:space="preserve">مدير ضمان الجودة:</w:t>
-      </w:r>
-      <w:r>
-        <w:rPr>
-          <w:rFonts w:ascii="Calibri" w:hAnsi="Calibri" w:cs="Arial"/>
-          <w:rtl/>
-          <w:sz w:val="24"/>
-          <w:szCs w:val="24"/>
-        </w:rPr>
-        <w:t xml:space="preserve"> يملك هذا الإجراء، ويعتمد إعدادات الجهاز وأحجام قطع الاختبار ونقطة الكشف، ويراجع السجلات والنتائج الشهرية، ويقرر الإفراج عن الدفعات المشتبه بها أو رفضها.</w:t>
-      </w:r>
-    </w:p>
-    <w:p>
-      <w:pPr>
-        <w:pStyle w:val="ListeParagraf"/>
-        <w:bidi/>
-        <w:spacing w:after="80"/>
-        <w:ind w:left="0" w:right="709"/>
-        <w:jc w:val="both"/>
-      </w:pPr>
-      <w:r>
-        <w:rPr>
-          <w:rFonts w:ascii="Calibri" w:hAnsi="Calibri" w:cs="Arial"/>
-          <w:rtl/>
-          <w:sz w:val="24"/>
-          <w:szCs w:val="24"/>
-        </w:rPr>
-        <w:t xml:space="preserve">• </w:t>
-      </w:r>
-      <w:r>
-        <w:rPr>
-          <w:rFonts w:ascii="Calibri" w:hAnsi="Calibri" w:cs="Arial"/>
-          <w:b/>
-          <w:bCs/>
-          <w:rtl/>
-          <w:sz w:val="24"/>
-          <w:szCs w:val="24"/>
-        </w:rPr>
-        <w:t xml:space="preserve">مدير الإنتاج:</w:t>
-      </w:r>
-      <w:r>
-        <w:rPr>
-          <w:rFonts w:ascii="Calibri" w:hAnsi="Calibri" w:cs="Arial"/>
-          <w:rtl/>
-          <w:sz w:val="24"/>
-          <w:szCs w:val="24"/>
-        </w:rPr>
-        <w:t xml:space="preserve"> يضمن مرور 100% من المنتجات النهائية عبر الجهاز قبل التعبئة النهائية أو بعدها حسب التحديد، ويوقف التعبئة عند تعطل الجهاز.</w:t>
-      </w:r>
-    </w:p>
-    <w:p>
-      <w:pPr>
-        <w:pStyle w:val="ListeParagraf"/>
-        <w:bidi/>
-        <w:spacing w:after="80"/>
-        <w:ind w:left="0" w:right="709"/>
-        <w:jc w:val="both"/>
-      </w:pPr>
-      <w:r>
-        <w:rPr>
-          <w:rFonts w:ascii="Calibri" w:hAnsi="Calibri" w:cs="Arial"/>
-          <w:rtl/>
-          <w:sz w:val="24"/>
-          <w:szCs w:val="24"/>
-        </w:rPr>
-        <w:t xml:space="preserve">• </w:t>
-      </w:r>
-      <w:r>
-        <w:rPr>
-          <w:rFonts w:ascii="Calibri" w:hAnsi="Calibri" w:cs="Arial"/>
-          <w:b/>
-          <w:bCs/>
-          <w:rtl/>
-          <w:sz w:val="24"/>
-          <w:szCs w:val="24"/>
-        </w:rPr>
-        <w:t xml:space="preserve">مشغل جهاز كشف المعادن:</w:t>
-      </w:r>
-      <w:r>
-        <w:rPr>
-          <w:rFonts w:ascii="Calibri" w:hAnsi="Calibri" w:cs="Arial"/>
-          <w:rtl/>
-          <w:sz w:val="24"/>
-          <w:szCs w:val="24"/>
-        </w:rPr>
-        <w:t xml:space="preserve"> ينفذ اختبارات التحقق، ويمرر المنتجات، ويفصل منتجات الإنذار في صندوق الحجر، ويملأ السجلات.</w:t>
-      </w:r>
-    </w:p>
-    <w:p>
-      <w:pPr>
-        <w:pStyle w:val="ListeParagraf"/>
-        <w:bidi/>
-        <w:spacing w:after="80"/>
-        <w:ind w:left="0" w:right="709"/>
-        <w:jc w:val="both"/>
-      </w:pPr>
-      <w:r>
-        <w:rPr>
-          <w:rFonts w:ascii="Calibri" w:hAnsi="Calibri" w:cs="Arial"/>
-          <w:rtl/>
-          <w:sz w:val="24"/>
-          <w:szCs w:val="24"/>
-        </w:rPr>
-        <w:t xml:space="preserve">• </w:t>
-      </w:r>
-      <w:r>
-        <w:rPr>
-          <w:rFonts w:ascii="Calibri" w:hAnsi="Calibri" w:cs="Arial"/>
-          <w:b/>
-          <w:bCs/>
-          <w:rtl/>
-          <w:sz w:val="24"/>
-          <w:szCs w:val="24"/>
-        </w:rPr>
-        <w:t xml:space="preserve">مراقب الجودة النهائي:</w:t>
-      </w:r>
-      <w:r>
-        <w:rPr>
-          <w:rFonts w:ascii="Calibri" w:hAnsi="Calibri" w:cs="Arial"/>
-          <w:rtl/>
-          <w:sz w:val="24"/>
-          <w:szCs w:val="24"/>
-        </w:rPr>
-        <w:t xml:space="preserve"> يفحص منتجات الإنذار مع المشغل، ويحدد السبب، ويسجل القرار ونتيجة إعادة التمرير.</w:t>
-      </w:r>
-    </w:p>
-    <w:p>
-      <w:pPr>
-        <w:pStyle w:val="ListeParagraf"/>
-        <w:bidi/>
-        <w:spacing w:after="80"/>
-        <w:ind w:left="0" w:right="709"/>
-        <w:jc w:val="both"/>
-      </w:pPr>
-      <w:r>
-        <w:rPr>
-          <w:rFonts w:ascii="Calibri" w:hAnsi="Calibri" w:cs="Arial"/>
-          <w:rtl/>
-          <w:sz w:val="24"/>
-          <w:szCs w:val="24"/>
-        </w:rPr>
-        <w:t xml:space="preserve">• </w:t>
-      </w:r>
-      <w:r>
-        <w:rPr>
-          <w:rFonts w:ascii="Calibri" w:hAnsi="Calibri" w:cs="Arial"/>
-          <w:b/>
-          <w:bCs/>
-          <w:rtl/>
-          <w:sz w:val="24"/>
-          <w:szCs w:val="24"/>
-        </w:rPr>
-        <w:t xml:space="preserve">مدير الصيانة والفنيون:</w:t>
-      </w:r>
-      <w:r>
-        <w:rPr>
-          <w:rFonts w:ascii="Calibri" w:hAnsi="Calibri" w:cs="Arial"/>
-          <w:rtl/>
-          <w:sz w:val="24"/>
-          <w:szCs w:val="24"/>
-        </w:rPr>
-        <w:t xml:space="preserve"> يصونون الجهاز ويصلحونه ويعيدون اعتماده بعد أي إصلاح، ويحافظون على سريان معايرة المعدات مع المختبر (EMS.LB.PRO.09.02).</w:t>
-      </w:r>
-    </w:p>
-    <w:p>
-      <w:pPr>
-        <w:pStyle w:val="ListeParagraf"/>
-        <w:bidi/>
-        <w:spacing w:after="80"/>
-        <w:ind w:left="0" w:right="709"/>
-        <w:jc w:val="both"/>
-      </w:pPr>
-      <w:r>
-        <w:rPr>
-          <w:rFonts w:ascii="Calibri" w:hAnsi="Calibri" w:cs="Arial"/>
-          <w:rtl/>
-          <w:sz w:val="24"/>
-          <w:szCs w:val="24"/>
-        </w:rPr>
-        <w:t xml:space="preserve">• </w:t>
-      </w:r>
-      <w:r>
-        <w:rPr>
-          <w:rFonts w:ascii="Calibri" w:hAnsi="Calibri" w:cs="Arial"/>
-          <w:b/>
-          <w:bCs/>
-          <w:rtl/>
-          <w:sz w:val="24"/>
-          <w:szCs w:val="24"/>
-        </w:rPr>
-        <w:t xml:space="preserve">موظفو الأمن والجودة:</w:t>
-      </w:r>
-      <w:r>
-        <w:rPr>
-          <w:rFonts w:ascii="Calibri" w:hAnsi="Calibri" w:cs="Arial"/>
-          <w:rtl/>
-          <w:sz w:val="24"/>
-          <w:szCs w:val="24"/>
-        </w:rPr>
-        <w:t xml:space="preserve"> يضبطون الدخول إلى منطقة الخلو من المعادن والخروج منها، والأغراض المعدنية الشخصية للداخلين.</w:t>
-      </w:r>
-    </w:p>
-    <w:p>
-      <w:pPr>
-        <w:pStyle w:val="ListeParagraf"/>
-        <w:bidi/>
-        <w:spacing w:after="80"/>
-        <w:ind w:left="0" w:right="709"/>
-        <w:jc w:val="both"/>
-      </w:pPr>
-      <w:r>
-        <w:rPr>
-          <w:rFonts w:ascii="Calibri" w:hAnsi="Calibri" w:cs="Arial"/>
-          <w:rtl/>
-          <w:sz w:val="24"/>
-          <w:szCs w:val="24"/>
-        </w:rPr>
-        <w:t xml:space="preserve">• </w:t>
-      </w:r>
-      <w:r>
-        <w:rPr>
-          <w:rFonts w:ascii="Calibri" w:hAnsi="Calibri" w:cs="Arial"/>
-          <w:b/>
-          <w:bCs/>
-          <w:rtl/>
-          <w:sz w:val="24"/>
-          <w:szCs w:val="24"/>
-        </w:rPr>
-        <w:t xml:space="preserve">موظفو المستودع والشحن:</w:t>
-      </w:r>
-      <w:r>
-        <w:rPr>
-          <w:rFonts w:ascii="Calibri" w:hAnsi="Calibri" w:cs="Arial"/>
-          <w:rtl/>
-          <w:sz w:val="24"/>
-          <w:szCs w:val="24"/>
-        </w:rPr>
-        <w:t xml:space="preserve"> لا يشحنون إلا الدفعات المصحوبة بسجل كشف مكتمل.</w:t>
-      </w:r>
-    </w:p>
-    <w:p>
-      <w:pPr>
-        <w:pStyle w:val="ListeParagraf"/>
-        <w:bidi/>
-        <w:spacing w:after="80"/>
-        <w:ind w:left="0" w:right="709"/>
-        <w:jc w:val="both"/>
-      </w:pPr>
-    </w:p>
-    <w:p>
-      <w:pPr>
-        <w:pStyle w:val="ListeParagraf"/>
-        <w:bidi/>
-        <w:spacing w:before="120" w:after="60"/>
-        <w:ind w:left="0" w:right="709"/>
-      </w:pPr>
-      <w:r>
-        <w:rPr>
-          <w:rFonts w:ascii="Calibri" w:hAnsi="Calibri" w:cs="Arial"/>
-          <w:b/>
-          <w:bCs/>
-          <w:rtl/>
-          <w:sz w:val="24"/>
-          <w:szCs w:val="24"/>
-        </w:rPr>
-        <w:t xml:space="preserve">التعريفات</w:t>
-      </w:r>
-    </w:p>
-    <w:p>
-      <w:pPr>
-        <w:pStyle w:val="ListeParagraf"/>
-        <w:bidi/>
-        <w:spacing w:after="80"/>
-        <w:ind w:left="0" w:right="709"/>
-        <w:jc w:val="both"/>
-      </w:pPr>
-      <w:r>
-        <w:rPr>
-          <w:rFonts w:ascii="Calibri" w:hAnsi="Calibri" w:cs="Arial"/>
-          <w:rtl/>
-          <w:sz w:val="24"/>
-          <w:szCs w:val="24"/>
-        </w:rPr>
-        <w:t xml:space="preserve">• </w:t>
-      </w:r>
-      <w:r>
-        <w:rPr>
-          <w:rFonts w:ascii="Calibri" w:hAnsi="Calibri" w:cs="Arial"/>
-          <w:b/>
-          <w:bCs/>
-          <w:rtl/>
-          <w:sz w:val="24"/>
-          <w:szCs w:val="24"/>
-        </w:rPr>
-        <w:t xml:space="preserve">جهاز كشف المعادن:</w:t>
-      </w:r>
-      <w:r>
-        <w:rPr>
-          <w:rFonts w:ascii="Calibri" w:hAnsi="Calibri" w:cs="Arial"/>
-          <w:rtl/>
-          <w:sz w:val="24"/>
-          <w:szCs w:val="24"/>
-        </w:rPr>
-        <w:t xml:space="preserve"> معدة تكشف الأجزاء المعدنية الحديدية وغير الحديدية والفولاذ المقاوم للصدأ في المنتج.</w:t>
-      </w:r>
-    </w:p>
-    <w:p>
-      <w:pPr>
-        <w:pStyle w:val="ListeParagraf"/>
-        <w:bidi/>
-        <w:spacing w:after="80"/>
-        <w:ind w:left="0" w:right="709"/>
-        <w:jc w:val="both"/>
-      </w:pPr>
-      <w:r>
-        <w:rPr>
-          <w:rFonts w:ascii="Calibri" w:hAnsi="Calibri" w:cs="Arial"/>
-          <w:rtl/>
-          <w:sz w:val="24"/>
-          <w:szCs w:val="24"/>
-        </w:rPr>
-        <w:t xml:space="preserve">• </w:t>
-      </w:r>
-      <w:r>
-        <w:rPr>
-          <w:rFonts w:ascii="Calibri" w:hAnsi="Calibri" w:cs="Arial"/>
-          <w:b/>
-          <w:bCs/>
-          <w:rtl/>
-          <w:sz w:val="24"/>
-          <w:szCs w:val="24"/>
-        </w:rPr>
-        <w:t xml:space="preserve">قطعة الاختبار (Fe وNon-Fe وSUS):</w:t>
-      </w:r>
-      <w:r>
-        <w:rPr>
-          <w:rFonts w:ascii="Calibri" w:hAnsi="Calibri" w:cs="Arial"/>
-          <w:rtl/>
-          <w:sz w:val="24"/>
-          <w:szCs w:val="24"/>
-        </w:rPr>
-        <w:t xml:space="preserve"> قطعة معدنية مرجعية معلومة الحجم تُستخدم لإثبات حساسية الجهاز.</w:t>
-      </w:r>
-    </w:p>
-    <w:p>
-      <w:pPr>
-        <w:pStyle w:val="ListeParagraf"/>
-        <w:bidi/>
-        <w:spacing w:after="80"/>
-        <w:ind w:left="0" w:right="709"/>
-        <w:jc w:val="both"/>
-      </w:pPr>
-      <w:r>
-        <w:rPr>
-          <w:rFonts w:ascii="Calibri" w:hAnsi="Calibri" w:cs="Arial"/>
-          <w:rtl/>
-          <w:sz w:val="24"/>
-          <w:szCs w:val="24"/>
-        </w:rPr>
-        <w:t xml:space="preserve">• </w:t>
-      </w:r>
-      <w:r>
-        <w:rPr>
-          <w:rFonts w:ascii="Calibri" w:hAnsi="Calibri" w:cs="Arial"/>
-          <w:b/>
-          <w:bCs/>
-          <w:rtl/>
-          <w:sz w:val="24"/>
-          <w:szCs w:val="24"/>
-        </w:rPr>
-        <w:t xml:space="preserve">الحساسية:</w:t>
-      </w:r>
-      <w:r>
-        <w:rPr>
-          <w:rFonts w:ascii="Calibri" w:hAnsi="Calibri" w:cs="Arial"/>
-          <w:rtl/>
-          <w:sz w:val="24"/>
-          <w:szCs w:val="24"/>
-        </w:rPr>
-        <w:t xml:space="preserve"> أصغر قطعة اختبار يكشفها الجهاز بثبات داخل المنتج الممرَّر.</w:t>
-      </w:r>
-    </w:p>
-    <w:p>
-      <w:pPr>
-        <w:pStyle w:val="ListeParagraf"/>
-        <w:bidi/>
-        <w:spacing w:after="80"/>
-        <w:ind w:left="0" w:right="709"/>
-        <w:jc w:val="both"/>
-      </w:pPr>
-      <w:r>
-        <w:rPr>
-          <w:rFonts w:ascii="Calibri" w:hAnsi="Calibri" w:cs="Arial"/>
-          <w:rtl/>
-          <w:sz w:val="24"/>
-          <w:szCs w:val="24"/>
-        </w:rPr>
-        <w:t xml:space="preserve">• </w:t>
-      </w:r>
-      <w:r>
-        <w:rPr>
-          <w:rFonts w:ascii="Calibri" w:hAnsi="Calibri" w:cs="Arial"/>
-          <w:b/>
-          <w:bCs/>
-          <w:rtl/>
-          <w:sz w:val="24"/>
-          <w:szCs w:val="24"/>
-        </w:rPr>
-        <w:t xml:space="preserve">منتج الإنذار:</w:t>
-      </w:r>
-      <w:r>
-        <w:rPr>
-          <w:rFonts w:ascii="Calibri" w:hAnsi="Calibri" w:cs="Arial"/>
-          <w:rtl/>
-          <w:sz w:val="24"/>
-          <w:szCs w:val="24"/>
-        </w:rPr>
-        <w:t xml:space="preserve"> منتج رفضه الجهاز أو أظهر إشارة معدنية.</w:t>
-      </w:r>
-    </w:p>
-    <w:p>
-      <w:pPr>
-        <w:pStyle w:val="ListeParagraf"/>
-        <w:bidi/>
-        <w:spacing w:after="80"/>
-        <w:ind w:left="0" w:right="709"/>
-        <w:jc w:val="both"/>
-      </w:pPr>
-      <w:r>
-        <w:rPr>
-          <w:rFonts w:ascii="Calibri" w:hAnsi="Calibri" w:cs="Arial"/>
-          <w:rtl/>
-          <w:sz w:val="24"/>
-          <w:szCs w:val="24"/>
-        </w:rPr>
-        <w:t xml:space="preserve">• </w:t>
-      </w:r>
-      <w:r>
-        <w:rPr>
-          <w:rFonts w:ascii="Calibri" w:hAnsi="Calibri" w:cs="Arial"/>
-          <w:b/>
-          <w:bCs/>
-          <w:rtl/>
-          <w:sz w:val="24"/>
-          <w:szCs w:val="24"/>
-        </w:rPr>
-        <w:t xml:space="preserve">صندوق الحجر:</w:t>
-      </w:r>
-      <w:r>
-        <w:rPr>
-          <w:rFonts w:ascii="Calibri" w:hAnsi="Calibri" w:cs="Arial"/>
-          <w:rtl/>
-          <w:sz w:val="24"/>
-          <w:szCs w:val="24"/>
-        </w:rPr>
-        <w:t xml:space="preserve"> صندوق مقفل وموسوم تُحفظ فيه منتجات الإنذار إلى حين فحصها.</w:t>
-      </w:r>
-    </w:p>
-    <w:p>
-      <w:pPr>
-        <w:pStyle w:val="ListeParagraf"/>
-        <w:bidi/>
-        <w:spacing w:after="80"/>
-        <w:ind w:left="0" w:right="709"/>
-        <w:jc w:val="both"/>
-      </w:pPr>
-      <w:r>
-        <w:rPr>
-          <w:rFonts w:ascii="Calibri" w:hAnsi="Calibri" w:cs="Arial"/>
-          <w:rtl/>
-          <w:sz w:val="24"/>
-          <w:szCs w:val="24"/>
-        </w:rPr>
-        <w:t xml:space="preserve">• </w:t>
-      </w:r>
-      <w:r>
-        <w:rPr>
-          <w:rFonts w:ascii="Calibri" w:hAnsi="Calibri" w:cs="Arial"/>
-          <w:b/>
-          <w:bCs/>
-          <w:rtl/>
-          <w:sz w:val="24"/>
-          <w:szCs w:val="24"/>
-        </w:rPr>
-        <w:t xml:space="preserve">منطقة الخلو من المعادن:</w:t>
-      </w:r>
-      <w:r>
-        <w:rPr>
-          <w:rFonts w:ascii="Calibri" w:hAnsi="Calibri" w:cs="Arial"/>
-          <w:rtl/>
-          <w:sz w:val="24"/>
-          <w:szCs w:val="24"/>
-        </w:rPr>
-        <w:t xml:space="preserve"> منطقة مضبوطة تُراقب وتُعد فيها الإبر والأدوات والأغراض المعدنية الشخصية.</w:t>
-      </w:r>
-    </w:p>
-    <w:p>
-      <w:pPr>
-        <w:pStyle w:val="ListeParagraf"/>
-        <w:bidi/>
-        <w:spacing w:after="80"/>
-        <w:ind w:left="0" w:right="709"/>
-        <w:jc w:val="both"/>
-      </w:pPr>
-      <w:r>
-        <w:rPr>
-          <w:rFonts w:ascii="Calibri" w:hAnsi="Calibri" w:cs="Arial"/>
-          <w:rtl/>
-          <w:sz w:val="24"/>
-          <w:szCs w:val="24"/>
-        </w:rPr>
-        <w:t xml:space="preserve">• </w:t>
-      </w:r>
-      <w:r>
-        <w:rPr>
-          <w:rFonts w:ascii="Calibri" w:hAnsi="Calibri" w:cs="Arial"/>
-          <w:b/>
-          <w:bCs/>
-          <w:rtl/>
-          <w:sz w:val="24"/>
-          <w:szCs w:val="24"/>
-        </w:rPr>
-        <w:t xml:space="preserve">سجل الكشف:</w:t>
-      </w:r>
-      <w:r>
-        <w:rPr>
-          <w:rFonts w:ascii="Calibri" w:hAnsi="Calibri" w:cs="Arial"/>
-          <w:rtl/>
-          <w:sz w:val="24"/>
-          <w:szCs w:val="24"/>
-        </w:rPr>
-        <w:t xml:space="preserve"> السجل اليومي لاختبارات التحقق والمنتجات الممررة والإنذارات والقرارات.</w:t>
-      </w:r>
-    </w:p>
-    <w:p>
-      <w:pPr>
-        <w:pStyle w:val="ListeParagraf"/>
-        <w:bidi/>
-        <w:spacing w:after="80"/>
-        <w:ind w:left="0" w:right="709"/>
-        <w:jc w:val="both"/>
-      </w:pPr>
-    </w:p>
-    <w:p>
-      <w:pPr>
-        <w:pStyle w:val="ListeParagraf"/>
-        <w:bidi/>
-        <w:spacing w:before="120" w:after="60"/>
-        <w:ind w:left="0" w:right="709"/>
-      </w:pPr>
-      <w:r>
-        <w:rPr>
-          <w:rFonts w:ascii="Calibri" w:hAnsi="Calibri" w:cs="Arial"/>
-          <w:b/>
-          <w:bCs/>
-          <w:rtl/>
-          <w:sz w:val="24"/>
-          <w:szCs w:val="24"/>
-        </w:rPr>
-        <w:t xml:space="preserve">العمليات الرئيسية والفرعية</w:t>
-      </w:r>
-    </w:p>
-    <w:p>
-      <w:pPr>
-        <w:pStyle w:val="ListeParagraf"/>
-        <w:bidi/>
-        <w:spacing w:before="120" w:after="60"/>
-        <w:ind w:left="0" w:right="709"/>
-      </w:pPr>
-      <w:r>
-        <w:rPr>
-          <w:rFonts w:ascii="Calibri" w:hAnsi="Calibri" w:cs="Arial"/>
-          <w:b/>
-          <w:bCs/>
-          <w:rtl/>
-          <w:sz w:val="24"/>
-          <w:szCs w:val="24"/>
-        </w:rPr>
-        <w:t xml:space="preserve">1. اختيار الجهاز وضبطه واعتماده</w:t>
-      </w:r>
-    </w:p>
-    <w:p>
-      <w:pPr>
-        <w:pStyle w:val="ListeParagraf"/>
-        <w:bidi/>
-        <w:spacing w:after="80"/>
-        <w:ind w:left="0" w:right="709"/>
-        <w:jc w:val="both"/>
-      </w:pPr>
-      <w:r>
-        <w:rPr>
-          <w:rFonts w:ascii="Calibri" w:hAnsi="Calibri" w:cs="Arial"/>
-          <w:rtl/>
-          <w:sz w:val="24"/>
-          <w:szCs w:val="24"/>
-        </w:rPr>
-        <w:t xml:space="preserve">1.1. تُختار الأجهزة بحسب نوع المنتج وسماكته ومتطلبات العميل، وتُركَّب بعيدًا عن الأجسام المعدنية والاهتزاز والتداخل الكهربائي.</w:t>
-      </w:r>
-    </w:p>
-    <w:p>
-      <w:pPr>
-        <w:pStyle w:val="ListeParagraf"/>
-        <w:bidi/>
-        <w:spacing w:after="80"/>
-        <w:ind w:left="0" w:right="709"/>
-        <w:jc w:val="both"/>
-      </w:pPr>
-      <w:r>
-        <w:rPr>
-          <w:rFonts w:ascii="Calibri" w:hAnsi="Calibri" w:cs="Arial"/>
-          <w:rtl/>
-          <w:sz w:val="24"/>
-          <w:szCs w:val="24"/>
-        </w:rPr>
-        <w:t xml:space="preserve">1.2. يعتمد ضمان الجودة البرامج وإعدادات الحساسية وأحجام قطع الاختبار لكل مجموعة منتجات؛ ومن الأمثلة المعتادة Fe 1.2 مم وNon-Fe 1.5 مم وSUS 2.0 مم، وتتبع الأحجام الفعلية مواصفات العميل وسياسة الشركة.</w:t>
-      </w:r>
-    </w:p>
-    <w:p>
-      <w:pPr>
-        <w:pStyle w:val="ListeParagraf"/>
-        <w:bidi/>
-        <w:spacing w:after="80"/>
-        <w:ind w:left="0" w:right="709"/>
-        <w:jc w:val="both"/>
-      </w:pPr>
-      <w:r>
-        <w:rPr>
-          <w:rFonts w:ascii="Calibri" w:hAnsi="Calibri" w:cs="Arial"/>
-          <w:rtl/>
-          <w:sz w:val="24"/>
-          <w:szCs w:val="24"/>
-        </w:rPr>
-        <w:t xml:space="preserve">1.3. تُقفل الإعدادات ولا يغيرها إلا المخولون، ويُسجل كل تغيير ويُعاد التحقق من الجهاز فورًا.</w:t>
-      </w:r>
-    </w:p>
-    <w:p>
-      <w:pPr>
-        <w:pStyle w:val="ListeParagraf"/>
-        <w:bidi/>
-        <w:spacing w:after="80"/>
-        <w:ind w:left="0" w:right="709"/>
-        <w:jc w:val="both"/>
-      </w:pPr>
-      <w:r>
-        <w:rPr>
-          <w:rFonts w:ascii="Calibri" w:hAnsi="Calibri" w:cs="Arial"/>
-          <w:rtl/>
-          <w:sz w:val="24"/>
-          <w:szCs w:val="24"/>
-        </w:rPr>
-        <w:t xml:space="preserve">1.4. بعد التركيب أو النقل أو الإصلاح الجسيم، يعتمد ضمان الجودة والصيانة الجهاز بقطع الاختبار في وسط الفتحة وعلى أطرافها قبل الاستخدام.</w:t>
-      </w:r>
-    </w:p>
-    <w:p>
-      <w:pPr>
-        <w:pStyle w:val="ListeParagraf"/>
-        <w:bidi/>
-        <w:spacing w:after="80"/>
-        <w:ind w:left="0" w:right="709"/>
-        <w:jc w:val="both"/>
-      </w:pPr>
-      <w:r>
-        <w:rPr>
-          <w:rFonts w:ascii="Calibri" w:hAnsi="Calibri" w:cs="Arial"/>
-          <w:rtl/>
-          <w:sz w:val="24"/>
-          <w:szCs w:val="24"/>
-        </w:rPr>
-        <w:t xml:space="preserve">1.5. يُدرج كل جهاز في قائمة معدات القياس، ويُعاير أو يُتحقق منه من جهة معتمدة أو من المورد مرة واحدة سنويًا على الأقل (EMS.LB.PRO.09.02).</w:t>
-      </w:r>
-    </w:p>
-    <w:p>
-      <w:pPr>
-        <w:pStyle w:val="ListeParagraf"/>
-        <w:bidi/>
-        <w:spacing w:after="80"/>
-        <w:ind w:left="0" w:right="709"/>
-        <w:jc w:val="both"/>
-      </w:pPr>
-    </w:p>
-    <w:p>
-      <w:pPr>
-        <w:pStyle w:val="ListeParagraf"/>
-        <w:bidi/>
-        <w:spacing w:before="120" w:after="60"/>
-        <w:ind w:left="0" w:right="709"/>
-      </w:pPr>
-      <w:r>
-        <w:rPr>
-          <w:rFonts w:ascii="Calibri" w:hAnsi="Calibri" w:cs="Arial"/>
-          <w:b/>
-          <w:bCs/>
-          <w:rtl/>
-          <w:sz w:val="24"/>
-          <w:szCs w:val="24"/>
-        </w:rPr>
-        <w:t xml:space="preserve">2. نقطة الكشف والتغطية</w:t>
-      </w:r>
-    </w:p>
-    <w:p>
-      <w:pPr>
-        <w:pStyle w:val="ListeParagraf"/>
-        <w:bidi/>
-        <w:spacing w:after="80"/>
-        <w:ind w:left="0" w:right="709"/>
-        <w:jc w:val="both"/>
-      </w:pPr>
-      <w:r>
-        <w:rPr>
-          <w:rFonts w:ascii="Calibri" w:hAnsi="Calibri" w:cs="Arial"/>
-          <w:rtl/>
-          <w:sz w:val="24"/>
-          <w:szCs w:val="24"/>
-        </w:rPr>
-        <w:t xml:space="preserve">2.1. تمر جميع الملابس النهائية أو الكراتين عبر الجهاز المعاير بعد آخر عملية يمكن أن تضيف معدنًا وقبل الشحن؛ وفي ملابس الرضع والأطفال تمر كل قطعة بعد التعبئة (EMS.QA.PRO.02.11).</w:t>
-      </w:r>
-    </w:p>
-    <w:p>
-      <w:pPr>
-        <w:pStyle w:val="ListeParagraf"/>
-        <w:bidi/>
-        <w:spacing w:after="80"/>
-        <w:ind w:left="0" w:right="709"/>
-        <w:jc w:val="both"/>
-      </w:pPr>
-      <w:r>
-        <w:rPr>
-          <w:rFonts w:ascii="Calibri" w:hAnsi="Calibri" w:cs="Arial"/>
-          <w:rtl/>
-          <w:sz w:val="24"/>
-          <w:szCs w:val="24"/>
-        </w:rPr>
-        <w:t xml:space="preserve">2.2. التغطية 100%. لا تُكدَّس المنتجات أو تتراكب بما يقلل الحساسية، ويُفحص أسلوب التعبئة مثل الأكياس البلاستيكية والملصقات الخالية من المعادن.</w:t>
-      </w:r>
-    </w:p>
-    <w:p>
-      <w:pPr>
-        <w:pStyle w:val="ListeParagraf"/>
-        <w:bidi/>
-        <w:spacing w:after="80"/>
-        <w:ind w:left="0" w:right="709"/>
-        <w:jc w:val="both"/>
-      </w:pPr>
-      <w:r>
-        <w:rPr>
-          <w:rFonts w:ascii="Calibri" w:hAnsi="Calibri" w:cs="Arial"/>
-          <w:rtl/>
-          <w:sz w:val="24"/>
-          <w:szCs w:val="24"/>
-        </w:rPr>
-        <w:t xml:space="preserve">2.3. تُعالج المنتجات التي تحتوي على أجزاء معدنية بحكم التصميم، مثل الأزرار الضغاطة والبرشام والسحابات، بالبرنامج أو الطريقة التي يعتمدها ضمان الجودة ويتفق عليها مع العميل.</w:t>
-      </w:r>
-    </w:p>
-    <w:p>
-      <w:pPr>
-        <w:pStyle w:val="ListeParagraf"/>
-        <w:bidi/>
-        <w:spacing w:after="80"/>
-        <w:ind w:left="0" w:right="709"/>
-        <w:jc w:val="both"/>
-      </w:pPr>
-      <w:r>
-        <w:rPr>
-          <w:rFonts w:ascii="Calibri" w:hAnsi="Calibri" w:cs="Arial"/>
-          <w:rtl/>
-          <w:sz w:val="24"/>
-          <w:szCs w:val="24"/>
-        </w:rPr>
-        <w:t xml:space="preserve">2.4. لا يُعبأ ولا يُشحن ولا يُباع أي منتج دون سجل كشف.</w:t>
-      </w:r>
-    </w:p>
-    <w:p>
-      <w:pPr>
-        <w:pStyle w:val="ListeParagraf"/>
-        <w:bidi/>
-        <w:spacing w:after="80"/>
-        <w:ind w:left="0" w:right="709"/>
-        <w:jc w:val="both"/>
-      </w:pPr>
-    </w:p>
-    <w:p>
-      <w:pPr>
-        <w:pStyle w:val="ListeParagraf"/>
-        <w:bidi/>
-        <w:spacing w:before="120" w:after="60"/>
-        <w:ind w:left="0" w:right="709"/>
-      </w:pPr>
-      <w:r>
-        <w:rPr>
-          <w:rFonts w:ascii="Calibri" w:hAnsi="Calibri" w:cs="Arial"/>
-          <w:b/>
-          <w:bCs/>
-          <w:rtl/>
-          <w:sz w:val="24"/>
-          <w:szCs w:val="24"/>
-        </w:rPr>
-        <w:t xml:space="preserve">3. التحقق من الجهاز</w:t>
-      </w:r>
-    </w:p>
-    <w:p>
-      <w:pPr>
-        <w:pStyle w:val="ListeParagraf"/>
-        <w:bidi/>
-        <w:spacing w:after="80"/>
-        <w:ind w:left="0" w:right="709"/>
-        <w:jc w:val="both"/>
-      </w:pPr>
-      <w:r>
-        <w:rPr>
-          <w:rFonts w:ascii="Calibri" w:hAnsi="Calibri" w:cs="Arial"/>
-          <w:rtl/>
-          <w:sz w:val="24"/>
-          <w:szCs w:val="24"/>
-        </w:rPr>
-        <w:t xml:space="preserve">3.1. يُتحقق من الجهاز في بداية كل وردية وبعد أي تغيير في البرنامج أو إصلاح وكل ساعتين على الأقل أثناء التشغيل، باستخدام جميع قطع الاختبار كما هو موضح في EMS.QA.TL.02.06.</w:t>
-      </w:r>
-    </w:p>
-    <w:p>
-      <w:pPr>
-        <w:pStyle w:val="ListeParagraf"/>
-        <w:bidi/>
-        <w:spacing w:after="80"/>
-        <w:ind w:left="0" w:right="709"/>
-        <w:jc w:val="both"/>
-      </w:pPr>
-      <w:r>
-        <w:rPr>
-          <w:rFonts w:ascii="Calibri" w:hAnsi="Calibri" w:cs="Arial"/>
-          <w:rtl/>
-          <w:sz w:val="24"/>
-          <w:szCs w:val="24"/>
-        </w:rPr>
-        <w:t xml:space="preserve">3.2. تُدخل النتيجة في تقرير المعايرة اليومي لجهاز كشف المعادن (EMS.QA.FRM.03.07) ويوقعه مراقب الجودة في كل وردية.</w:t>
-      </w:r>
-    </w:p>
-    <w:p>
-      <w:pPr>
-        <w:pStyle w:val="ListeParagraf"/>
-        <w:bidi/>
-        <w:spacing w:after="80"/>
-        <w:ind w:left="0" w:right="709"/>
-        <w:jc w:val="both"/>
-      </w:pPr>
-      <w:r>
-        <w:rPr>
-          <w:rFonts w:ascii="Calibri" w:hAnsi="Calibri" w:cs="Arial"/>
-          <w:rtl/>
-          <w:sz w:val="24"/>
-          <w:szCs w:val="24"/>
-        </w:rPr>
-        <w:t xml:space="preserve">3.3. إذا لم تُكشف أي قطعة اختبار يُوقف الجهاز، وتُحجز جميع المنتجات الممررة منذ آخر اختبار ناجح، وتُمرر مجددًا بعد تصحيح العطل والتحقق من الجهاز.</w:t>
-      </w:r>
-    </w:p>
-    <w:p>
-      <w:pPr>
-        <w:pStyle w:val="ListeParagraf"/>
-        <w:bidi/>
-        <w:spacing w:after="80"/>
-        <w:ind w:left="0" w:right="709"/>
-        <w:jc w:val="both"/>
-      </w:pPr>
-      <w:r>
-        <w:rPr>
-          <w:rFonts w:ascii="Calibri" w:hAnsi="Calibri" w:cs="Arial"/>
-          <w:rtl/>
-          <w:sz w:val="24"/>
-          <w:szCs w:val="24"/>
-        </w:rPr>
-        <w:t xml:space="preserve">3.4. تُحفظ قطع الاختبار في مكان مقفل، وتُعرَّف ويُفحص تلفها، وتُستبدل عند تلفها أو فقدانها.</w:t>
-      </w:r>
-    </w:p>
-    <w:p>
-      <w:pPr>
-        <w:pStyle w:val="ListeParagraf"/>
-        <w:bidi/>
-        <w:spacing w:after="80"/>
-        <w:ind w:left="0" w:right="709"/>
-        <w:jc w:val="both"/>
-      </w:pPr>
-    </w:p>
-    <w:p>
-      <w:pPr>
-        <w:pStyle w:val="ListeParagraf"/>
-        <w:bidi/>
-        <w:spacing w:before="120" w:after="60"/>
-        <w:ind w:left="0" w:right="709"/>
-      </w:pPr>
-      <w:r>
-        <w:rPr>
-          <w:rFonts w:ascii="Calibri" w:hAnsi="Calibri" w:cs="Arial"/>
-          <w:b/>
-          <w:bCs/>
-          <w:rtl/>
-          <w:sz w:val="24"/>
-          <w:szCs w:val="24"/>
-        </w:rPr>
-        <w:t xml:space="preserve">4. التعامل مع الإنذارات</w:t>
-      </w:r>
-    </w:p>
-    <w:p>
-      <w:pPr>
-        <w:pStyle w:val="ListeParagraf"/>
-        <w:bidi/>
-        <w:spacing w:after="80"/>
-        <w:ind w:left="0" w:right="709"/>
-        <w:jc w:val="both"/>
-      </w:pPr>
-      <w:r>
-        <w:rPr>
-          <w:rFonts w:ascii="Calibri" w:hAnsi="Calibri" w:cs="Arial"/>
-          <w:rtl/>
-          <w:sz w:val="24"/>
-          <w:szCs w:val="24"/>
-        </w:rPr>
-        <w:t xml:space="preserve">4.1. تُزال منتجات الإنذار آليًا أو بواسطة المشغل وتوضع في صندوق الحجر المقفل، وتُسجل كل حالة في نموذج سجل صندوق حجر كاشف المعادن (EMS.QA.FRM.03.06).</w:t>
-      </w:r>
-    </w:p>
-    <w:p>
-      <w:pPr>
-        <w:pStyle w:val="ListeParagraf"/>
-        <w:bidi/>
-        <w:spacing w:after="80"/>
-        <w:ind w:left="0" w:right="709"/>
-        <w:jc w:val="both"/>
-      </w:pPr>
-      <w:r>
-        <w:rPr>
-          <w:rFonts w:ascii="Calibri" w:hAnsi="Calibri" w:cs="Arial"/>
-          <w:rtl/>
-          <w:sz w:val="24"/>
-          <w:szCs w:val="24"/>
-        </w:rPr>
-        <w:t xml:space="preserve">4.2. يفحص مراقب الجودة النهائي المنتج مع المشغل بحضور شاهد، ويحدد موضع المعدن ويسجل نوعه: شظية إبرة أو دبوس أو دبّاسة أو جزء إكسسوار أو إنذار كاذب.</w:t>
-      </w:r>
-    </w:p>
-    <w:p>
-      <w:pPr>
-        <w:pStyle w:val="ListeParagraf"/>
-        <w:bidi/>
-        <w:spacing w:after="80"/>
-        <w:ind w:left="0" w:right="709"/>
-        <w:jc w:val="both"/>
-      </w:pPr>
-      <w:r>
-        <w:rPr>
-          <w:rFonts w:ascii="Calibri" w:hAnsi="Calibri" w:cs="Arial"/>
-          <w:rtl/>
-          <w:sz w:val="24"/>
-          <w:szCs w:val="24"/>
-        </w:rPr>
-        <w:t xml:space="preserve">4.3. إذا وُجد المعدن يُزال ويُصلح المنتج ويُمرر مجددًا؛ وإن تعذرت إزالته يُتلف المنتج. وتُطابق شظية الإبرة المكتشفة مع سجل الإبر المكسورة (EMS.QA.PRO.02.07؛ EMS.QA.FRM.03.02).</w:t>
-      </w:r>
-    </w:p>
-    <w:p>
-      <w:pPr>
-        <w:pStyle w:val="ListeParagraf"/>
-        <w:bidi/>
-        <w:spacing w:after="80"/>
-        <w:ind w:left="0" w:right="709"/>
-        <w:jc w:val="both"/>
-      </w:pPr>
-      <w:r>
-        <w:rPr>
-          <w:rFonts w:ascii="Calibri" w:hAnsi="Calibri" w:cs="Arial"/>
-          <w:rtl/>
-          <w:sz w:val="24"/>
-          <w:szCs w:val="24"/>
-        </w:rPr>
-        <w:t xml:space="preserve">4.4. إذا لم يُعثر على معدن يُمرر المنتج مرتين أخريين؛ وإذا رُفض مجددًا يُعامل على أنه ملوث.</w:t>
-      </w:r>
-    </w:p>
-    <w:p>
-      <w:pPr>
-        <w:pStyle w:val="ListeParagraf"/>
-        <w:bidi/>
-        <w:spacing w:after="80"/>
-        <w:ind w:left="0" w:right="709"/>
-        <w:jc w:val="both"/>
-      </w:pPr>
-      <w:r>
-        <w:rPr>
-          <w:rFonts w:ascii="Calibri" w:hAnsi="Calibri" w:cs="Arial"/>
-          <w:rtl/>
-          <w:sz w:val="24"/>
-          <w:szCs w:val="24"/>
-        </w:rPr>
-        <w:t xml:space="preserve">4.5. عند تكرر الإنذارات في الدفعة نفسها تُحجز الدفعة كاملة وتُعاد فحصها بنسبة 100%، ويُحقق في المصدر في منطقة الخياطة أو التعبئة.</w:t>
-      </w:r>
-    </w:p>
-    <w:p>
-      <w:pPr>
-        <w:pStyle w:val="ListeParagraf"/>
-        <w:bidi/>
-        <w:spacing w:after="80"/>
-        <w:ind w:left="0" w:right="709"/>
-        <w:jc w:val="both"/>
-      </w:pPr>
-    </w:p>
-    <w:p>
-      <w:pPr>
-        <w:pStyle w:val="ListeParagraf"/>
-        <w:bidi/>
-        <w:spacing w:before="120" w:after="60"/>
-        <w:ind w:left="0" w:right="709"/>
-      </w:pPr>
-      <w:r>
-        <w:rPr>
-          <w:rFonts w:ascii="Calibri" w:hAnsi="Calibri" w:cs="Arial"/>
-          <w:b/>
-          <w:bCs/>
-          <w:rtl/>
-          <w:sz w:val="24"/>
-          <w:szCs w:val="24"/>
-        </w:rPr>
-        <w:t xml:space="preserve">5. منطقة الخلو من المعادن والضبط الوقائي</w:t>
-      </w:r>
-    </w:p>
-    <w:p>
-      <w:pPr>
-        <w:pStyle w:val="ListeParagraf"/>
-        <w:bidi/>
-        <w:spacing w:after="80"/>
-        <w:ind w:left="0" w:right="709"/>
-        <w:jc w:val="both"/>
-      </w:pPr>
-      <w:r>
-        <w:rPr>
-          <w:rFonts w:ascii="Calibri" w:hAnsi="Calibri" w:cs="Arial"/>
-          <w:rtl/>
-          <w:sz w:val="24"/>
-          <w:szCs w:val="24"/>
-        </w:rPr>
-        <w:t xml:space="preserve">5.1. يُفحص الداخلون إلى منطقة الخلو من المعادن للتأكد من خلوهم من الأغراض المعدنية الشخصية، ويُملأ نموذج الدخول والخروج لمنطقة الخلو من المعادن (EMS.QA.FRM.03.09).</w:t>
-      </w:r>
-    </w:p>
-    <w:p>
-      <w:pPr>
-        <w:pStyle w:val="ListeParagraf"/>
-        <w:bidi/>
-        <w:spacing w:after="80"/>
-        <w:ind w:left="0" w:right="709"/>
-        <w:jc w:val="both"/>
-      </w:pPr>
-      <w:r>
-        <w:rPr>
-          <w:rFonts w:ascii="Calibri" w:hAnsi="Calibri" w:cs="Arial"/>
-          <w:rtl/>
-          <w:sz w:val="24"/>
-          <w:szCs w:val="24"/>
-        </w:rPr>
-        <w:t xml:space="preserve">5.2. تُصرف الإبر والمقصات وأدوات القص بالتوقيع، وتُعد في نهاية الوردية، وتُستبدل واحدة بواحدة (EMS.QA.PRO.02.07).</w:t>
-      </w:r>
-    </w:p>
-    <w:p>
-      <w:pPr>
-        <w:pStyle w:val="ListeParagraf"/>
-        <w:bidi/>
-        <w:spacing w:after="80"/>
-        <w:ind w:left="0" w:right="709"/>
-        <w:jc w:val="both"/>
-      </w:pPr>
-      <w:r>
-        <w:rPr>
-          <w:rFonts w:ascii="Calibri" w:hAnsi="Calibri" w:cs="Arial"/>
-          <w:rtl/>
-          <w:sz w:val="24"/>
-          <w:szCs w:val="24"/>
-        </w:rPr>
-        <w:t xml:space="preserve">5.3. يوقف أي أداة مفقودة أو شظية إبرة العمل إلى حين العثور عليها وتسجيلها.</w:t>
-      </w:r>
-    </w:p>
-    <w:p>
-      <w:pPr>
-        <w:pStyle w:val="ListeParagraf"/>
-        <w:bidi/>
-        <w:spacing w:after="80"/>
-        <w:ind w:left="0" w:right="709"/>
-        <w:jc w:val="both"/>
-      </w:pPr>
-    </w:p>
-    <w:p>
-      <w:pPr>
-        <w:pStyle w:val="ListeParagraf"/>
-        <w:bidi/>
-        <w:spacing w:before="120" w:after="60"/>
-        <w:ind w:left="0" w:right="709"/>
-      </w:pPr>
-      <w:r>
-        <w:rPr>
-          <w:rFonts w:ascii="Calibri" w:hAnsi="Calibri" w:cs="Arial"/>
-          <w:b/>
-          <w:bCs/>
-          <w:rtl/>
-          <w:sz w:val="24"/>
-          <w:szCs w:val="24"/>
-        </w:rPr>
-        <w:t xml:space="preserve">6. عدم المطابقة والإجراء التصحيحي</w:t>
-      </w:r>
-    </w:p>
-    <w:p>
-      <w:pPr>
-        <w:pStyle w:val="ListeParagraf"/>
-        <w:bidi/>
-        <w:spacing w:after="80"/>
-        <w:ind w:left="0" w:right="709"/>
-        <w:jc w:val="both"/>
-      </w:pPr>
-      <w:r>
-        <w:rPr>
-          <w:rFonts w:ascii="Calibri" w:hAnsi="Calibri" w:cs="Arial"/>
-          <w:rtl/>
-          <w:sz w:val="24"/>
-          <w:szCs w:val="24"/>
-        </w:rPr>
-        <w:t xml:space="preserve">6.1. يُعد فشل اختبار التحقق أو إنذار في دفعة مفرج عنها أو غياب سجل أو بلاغ العميل عن وجود معدن عدم مطابقة. وتُحجز المنتجات المتأثرة ويُوقف الشحن ويُبلَّغ ضمان الجودة في اليوم نفسه.</w:t>
-      </w:r>
-    </w:p>
-    <w:p>
-      <w:pPr>
-        <w:pStyle w:val="ListeParagraf"/>
-        <w:bidi/>
-        <w:spacing w:after="80"/>
-        <w:ind w:left="0" w:right="709"/>
-        <w:jc w:val="both"/>
-      </w:pPr>
-      <w:r>
-        <w:rPr>
-          <w:rFonts w:ascii="Calibri" w:hAnsi="Calibri" w:cs="Arial"/>
-          <w:rtl/>
-          <w:sz w:val="24"/>
-          <w:szCs w:val="24"/>
-        </w:rPr>
-        <w:t xml:space="preserve">6.2. يُفتح تقرير عدم المطابقة (NCR) وفق EMS.QA.PRO.02.06 ويُضبط المنتج وفق EMS.KS.PRO.22.02.</w:t>
-      </w:r>
-    </w:p>
-    <w:p>
-      <w:pPr>
-        <w:pStyle w:val="ListeParagraf"/>
-        <w:bidi/>
-        <w:spacing w:after="80"/>
-        <w:ind w:left="0" w:right="709"/>
-        <w:jc w:val="both"/>
-      </w:pPr>
-      <w:r>
-        <w:rPr>
-          <w:rFonts w:ascii="Calibri" w:hAnsi="Calibri" w:cs="Arial"/>
-          <w:rtl/>
-          <w:sz w:val="24"/>
-          <w:szCs w:val="24"/>
-        </w:rPr>
-        <w:t xml:space="preserve">6.3. يُتعامل مع المنتج الذي سبق شحنه وفق إجراء التتبع وسحب المنتج (EMS.QA.PRO.02.08) ويُبلَّغ العميل وفق EMS.QA.PRO.02.06.</w:t>
-      </w:r>
-    </w:p>
-    <w:p>
-      <w:pPr>
-        <w:pStyle w:val="ListeParagraf"/>
-        <w:bidi/>
-        <w:spacing w:after="80"/>
-        <w:ind w:left="0" w:right="709"/>
-        <w:jc w:val="both"/>
-      </w:pPr>
-      <w:r>
-        <w:rPr>
-          <w:rFonts w:ascii="Calibri" w:hAnsi="Calibri" w:cs="Arial"/>
-          <w:rtl/>
-          <w:sz w:val="24"/>
-          <w:szCs w:val="24"/>
-        </w:rPr>
-        <w:t xml:space="preserve">6.4. يبدأ تحليل السبب الجذري خلال 24 ساعة ويُفتح إجراء تصحيحي ووقائي (CAPA) (EMS.KS.PRO.22.03)؛ ولا يُغلق إلا بعد إعادة اختبار ناجحة ونتائج مرضية في ثلاث دفعات متتالية.</w:t>
-      </w:r>
-    </w:p>
-    <w:p>
-      <w:pPr>
-        <w:pStyle w:val="ListeParagraf"/>
-        <w:bidi/>
-        <w:spacing w:after="80"/>
-        <w:ind w:left="0" w:right="709"/>
-        <w:jc w:val="both"/>
-      </w:pPr>
-    </w:p>
-    <w:p>
-      <w:pPr>
-        <w:pStyle w:val="ListeParagraf"/>
-        <w:bidi/>
-        <w:spacing w:before="120" w:after="60"/>
-        <w:ind w:left="0" w:right="709"/>
-      </w:pPr>
-      <w:r>
-        <w:rPr>
-          <w:rFonts w:ascii="Calibri" w:hAnsi="Calibri" w:cs="Arial"/>
-          <w:b/>
-          <w:bCs/>
-          <w:rtl/>
-          <w:sz w:val="24"/>
-          <w:szCs w:val="24"/>
-        </w:rPr>
-        <w:t xml:space="preserve">7. التدريب وحفظ السجلات</w:t>
-      </w:r>
-    </w:p>
-    <w:p>
-      <w:pPr>
-        <w:pStyle w:val="ListeParagraf"/>
-        <w:bidi/>
-        <w:spacing w:after="80"/>
-        <w:ind w:left="0" w:right="709"/>
-        <w:jc w:val="both"/>
-      </w:pPr>
-      <w:r>
-        <w:rPr>
-          <w:rFonts w:ascii="Calibri" w:hAnsi="Calibri" w:cs="Arial"/>
-          <w:rtl/>
-          <w:sz w:val="24"/>
-          <w:szCs w:val="24"/>
-        </w:rPr>
-        <w:t xml:space="preserve">7.1. يُدرَّب المشغلون والمراقبون قبل بدء العمل وعند تغيير الإجراء، ويُسجل التدريب (EMS.EG.PRO.12.01).</w:t>
-      </w:r>
-    </w:p>
-    <w:p>
-      <w:pPr>
-        <w:pStyle w:val="ListeParagraf"/>
-        <w:bidi/>
-        <w:spacing w:after="80"/>
-        <w:ind w:left="0" w:right="709"/>
-        <w:jc w:val="both"/>
-      </w:pPr>
-      <w:r>
-        <w:rPr>
-          <w:rFonts w:ascii="Calibri" w:hAnsi="Calibri" w:cs="Arial"/>
-          <w:rtl/>
-          <w:sz w:val="24"/>
-          <w:szCs w:val="24"/>
-        </w:rPr>
-        <w:t xml:space="preserve">7.2. تُحفظ سجلات الكشف وسجلات الحجر وتقارير المعايرة ثلاث سنوات على الأقل أو المدة التي يشترطها العميل.</w:t>
-      </w:r>
-    </w:p>
-    <w:p>
-      <w:pPr>
-        <w:pStyle w:val="ListeParagraf"/>
-        <w:bidi/>
-        <w:spacing w:after="80"/>
-        <w:ind w:left="0" w:right="709"/>
-        <w:jc w:val="both"/>
-      </w:pPr>
-    </w:p>
-    <w:p>
-      <w:pPr>
-        <w:pStyle w:val="ListeParagraf"/>
-        <w:bidi/>
-        <w:spacing w:before="120" w:after="60"/>
-        <w:ind w:left="0" w:right="709"/>
-      </w:pPr>
-      <w:r>
-        <w:rPr>
-          <w:rFonts w:ascii="Calibri" w:hAnsi="Calibri" w:cs="Arial"/>
-          <w:b/>
-          <w:bCs/>
-          <w:rtl/>
-          <w:sz w:val="24"/>
-          <w:szCs w:val="24"/>
-        </w:rPr>
-        <w:t xml:space="preserve">8. المتابعة والمؤشرات</w:t>
-      </w:r>
-    </w:p>
-    <w:p>
-      <w:pPr>
-        <w:pStyle w:val="ListeParagraf"/>
-        <w:bidi/>
-        <w:spacing w:after="80"/>
-        <w:ind w:left="0" w:right="709"/>
-        <w:jc w:val="both"/>
-      </w:pPr>
-      <w:r>
-        <w:rPr>
-          <w:rFonts w:ascii="Calibri" w:hAnsi="Calibri" w:cs="Arial"/>
-          <w:rtl/>
-          <w:sz w:val="24"/>
-          <w:szCs w:val="24"/>
-        </w:rPr>
-        <w:t xml:space="preserve">8.1. يراجع ضمان الجودة التقارير اليومية أسبوعيًا ويرفع شهريًا: الأيام التي لم يكتمل فيها اختبار التحقق (الهدف: صفر)، ونسبة المنتجات الممررة (الهدف: 100%)، وعدد الإنذارات وأسبابها، وبلاغات العملاء عن وجود معدن (الهدف: صفر).</w:t>
-      </w:r>
-    </w:p>
-    <w:p>
-      <w:pPr>
-        <w:pStyle w:val="ListeParagraf"/>
-        <w:bidi/>
-        <w:spacing w:after="80"/>
-        <w:ind w:left="0" w:right="709"/>
-        <w:jc w:val="both"/>
-      </w:pPr>
-      <w:r>
-        <w:rPr>
-          <w:rFonts w:ascii="Calibri" w:hAnsi="Calibri" w:cs="Arial"/>
-          <w:rtl/>
-          <w:sz w:val="24"/>
-          <w:szCs w:val="24"/>
-        </w:rPr>
-        <w:t xml:space="preserve">8.2. تتبع الأهداف والحدود مواصفات العميل وسياسة الشركة.</w:t>
-      </w:r>
-    </w:p>
-    <w:p>
-      <w:pPr>
-        <w:pStyle w:val="ListeParagraf"/>
-        <w:bidi/>
-        <w:spacing w:after="80"/>
-        <w:ind w:left="0" w:right="709"/>
-        <w:jc w:val="both"/>
-      </w:pPr>
-    </w:p>
-    <w:p>
-      <w:pPr>
-        <w:pStyle w:val="ListeParagraf"/>
-        <w:bidi/>
-        <w:spacing w:before="120" w:after="60"/>
-        <w:ind w:left="0" w:right="709"/>
-      </w:pPr>
-      <w:r>
-        <w:rPr>
-          <w:rFonts w:ascii="Calibri" w:hAnsi="Calibri" w:cs="Arial"/>
-          <w:b/>
-          <w:bCs/>
-          <w:rtl/>
-          <w:sz w:val="24"/>
-          <w:szCs w:val="24"/>
-        </w:rPr>
-        <w:t xml:space="preserve">9. الوثائق والسجلات ذات الصلة</w:t>
+        <w:t xml:space="preserve">EMS.EG.PRO.12.01. Training Planning and Effectiveness Procedure</w:t>
       </w:r>
     </w:p>
     <w:p>
@@ -3129,18 +1635,16 @@
           <w:ilvl w:val="0"/>
           <w:numId w:val="1"/>
         </w:numPr>
-        <w:bidi/>
         <w:spacing w:after="60"/>
         <w:jc w:val="both"/>
       </w:pPr>
       <w:r>
         <w:rPr>
           <w:rFonts w:ascii="Calibri" w:hAnsi="Calibri" w:cs="Arial"/>
-          <w:rtl/>
-          <w:sz w:val="24"/>
-          <w:szCs w:val="24"/>
-        </w:rPr>
-        <w:t xml:space="preserve">EMS.QA.TL.02.06. تعليمات اختبار جهاز كشف المعادن وتسجيله</w:t>
+          <w:sz w:val="24"/>
+          <w:szCs w:val="24"/>
+        </w:rPr>
+        <w:t xml:space="preserve">EMS.QA.FRM.03.07. Metal Detector Daily Calibration Report</w:t>
       </w:r>
     </w:p>
     <w:p>
@@ -3150,18 +1654,16 @@
           <w:ilvl w:val="0"/>
           <w:numId w:val="1"/>
         </w:numPr>
-        <w:bidi/>
         <w:spacing w:after="60"/>
         <w:jc w:val="both"/>
       </w:pPr>
       <w:r>
         <w:rPr>
           <w:rFonts w:ascii="Calibri" w:hAnsi="Calibri" w:cs="Arial"/>
-          <w:rtl/>
-          <w:sz w:val="24"/>
-          <w:szCs w:val="24"/>
-        </w:rPr>
-        <w:t xml:space="preserve">EMS.QA.PRO.02.07. إجراء ضبط الإبر والأدوات الحادة</w:t>
+          <w:sz w:val="24"/>
+          <w:szCs w:val="24"/>
+        </w:rPr>
+        <w:t xml:space="preserve">EMS.QA.FRM.03.06. Metal Detector Quarantine Box Record Form</w:t>
       </w:r>
     </w:p>
     <w:p>
@@ -3171,18 +1673,16 @@
           <w:ilvl w:val="0"/>
           <w:numId w:val="1"/>
         </w:numPr>
-        <w:bidi/>
         <w:spacing w:after="60"/>
         <w:jc w:val="both"/>
       </w:pPr>
       <w:r>
         <w:rPr>
           <w:rFonts w:ascii="Calibri" w:hAnsi="Calibri" w:cs="Arial"/>
-          <w:rtl/>
-          <w:sz w:val="24"/>
-          <w:szCs w:val="24"/>
-        </w:rPr>
-        <w:t xml:space="preserve">EMS.QA.TL.02.02. تعليمات استبدال الإبرة المكسورة</w:t>
+          <w:sz w:val="24"/>
+          <w:szCs w:val="24"/>
+        </w:rPr>
+        <w:t xml:space="preserve">EMS.QA.FRM.03.09. Metal-Free Zone Entry-Exit Form</w:t>
       </w:r>
     </w:p>
     <w:p>
@@ -3192,18 +1692,1544 @@
           <w:ilvl w:val="0"/>
           <w:numId w:val="1"/>
         </w:numPr>
-        <w:bidi/>
         <w:spacing w:after="60"/>
         <w:jc w:val="both"/>
       </w:pPr>
       <w:r>
         <w:rPr>
           <w:rFonts w:ascii="Calibri" w:hAnsi="Calibri" w:cs="Arial"/>
-          <w:rtl/>
-          <w:sz w:val="24"/>
-          <w:szCs w:val="24"/>
-        </w:rPr>
-        <w:t xml:space="preserve">EMS.QA.PRO.02.06. إجراء تقرير عدم المطابقة (NCR)</w:t>
+          <w:sz w:val="24"/>
+          <w:szCs w:val="24"/>
+        </w:rPr>
+        <w:t xml:space="preserve">EMS.QA.FRM.03.02. Broken Needle Tracking Form</w:t>
+      </w:r>
+    </w:p>
+    <w:p>
+      <w:pPr>
+        <w:pStyle w:val="ListeParagraf"/>
+        <w:spacing w:after="80"/>
+        <w:ind w:left="709" w:right="0"/>
+        <w:jc w:val="both"/>
+      </w:pPr>
+    </w:p>
+    <w:p>
+      <w:pPr>
+        <w:pStyle w:val="ListeParagraf"/>
+        <w:spacing w:before="120" w:after="60"/>
+        <w:ind w:left="709" w:right="0"/>
+      </w:pPr>
+      <w:r>
+        <w:rPr>
+          <w:rFonts w:ascii="Calibri" w:hAnsi="Calibri" w:cs="Arial"/>
+          <w:b/>
+          <w:bCs/>
+          <w:sz w:val="24"/>
+          <w:szCs w:val="24"/>
+        </w:rPr>
+        <w:t xml:space="preserve">10. FEEDBACK AND FOLLOW-UP</w:t>
+      </w:r>
+    </w:p>
+    <w:p>
+      <w:pPr>
+        <w:pStyle w:val="ListeParagraf"/>
+        <w:spacing w:after="80"/>
+        <w:ind w:left="709" w:right="0"/>
+        <w:jc w:val="both"/>
+      </w:pPr>
+      <w:r>
+        <w:rPr>
+          <w:rFonts w:ascii="Calibri" w:hAnsi="Calibri" w:cs="Arial"/>
+          <w:sz w:val="24"/>
+          <w:szCs w:val="24"/>
+        </w:rPr>
+        <w:t xml:space="preserve">This procedure is reviewed every year by the Quality Assurance Manager together with Production, and after any metal incident, detector change or change in customer requirements. Monthly results are reported to the management review, and improvement actions are followed up until they are closed.</w:t>
+      </w:r>
+    </w:p>
+    <w:p>
+      <w:r>
+        <w:br w:type="page"/>
+      </w:r>
+    </w:p>
+    <w:p>
+      <w:pPr>
+        <w:pStyle w:val="ListeParagraf"/>
+        <w:bidi/>
+        <w:spacing w:before="120" w:after="60"/>
+        <w:ind w:left="0" w:right="709"/>
+      </w:pPr>
+      <w:r>
+        <w:rPr>
+          <w:rFonts w:ascii="Calibri" w:hAnsi="Calibri" w:cs="Arial"/>
+          <w:b/>
+          <w:bCs/>
+          <w:rtl/>
+          <w:sz w:val="24"/>
+          <w:szCs w:val="24"/>
+        </w:rPr>
+        <w:t xml:space="preserve">الغرض</w:t>
+      </w:r>
+    </w:p>
+    <w:p>
+      <w:pPr>
+        <w:pStyle w:val="ListeParagraf"/>
+        <w:bidi/>
+        <w:spacing w:after="80"/>
+        <w:ind w:left="0" w:right="709"/>
+        <w:jc w:val="both"/>
+      </w:pPr>
+      <w:r>
+        <w:rPr>
+          <w:rFonts w:ascii="Calibri" w:hAnsi="Calibri" w:cs="Arial"/>
+          <w:rtl/>
+          <w:sz w:val="24"/>
+          <w:szCs w:val="24"/>
+        </w:rPr>
+        <w:t xml:space="preserve">يحدد هذا الإجراء كيفية تخطيط عملية كشف المعادن وضبطها والتحقق منها للملابس النهائية والمنتجات المعبأة في شركة إيروغلو للتريكو (EMS)، بحيث لا يصل إلى العميل أي تلوث معدني أو شظية إبرة مكسورة أو جسم معدني غريب. ويضع القواعد الإدارية (المسؤولية ونقطة الكشف والتحقق والتعامل مع الإنذارات والإفراج والمتابعة) بما يتوافق مع ISO 9001:2015 (البنود 7.1.5 و8.5.1 و8.7) وسياسة سلامة المنتج ومتطلبات العملاء في سلامة المنتج. أما خطوات تشغيل الجهاز فترد في EMS.QA.TL.02.06 ولا تتكرر هنا. وكشف المعادن هو الخطوة 4 من تدفق القسم في EMS.ÜR.PRO.05.10: يُجرى بعد الكي والفحص البصري (EMS.QA.PRO.02.13) وقبل التغليف.</w:t>
+      </w:r>
+    </w:p>
+    <w:p>
+      <w:pPr>
+        <w:pStyle w:val="ListeParagraf"/>
+        <w:bidi/>
+        <w:spacing w:after="80"/>
+        <w:ind w:left="0" w:right="709"/>
+        <w:jc w:val="both"/>
+      </w:pPr>
+    </w:p>
+    <w:p>
+      <w:pPr>
+        <w:pStyle w:val="ListeParagraf"/>
+        <w:bidi/>
+        <w:spacing w:before="120" w:after="60"/>
+        <w:ind w:left="0" w:right="709"/>
+      </w:pPr>
+      <w:r>
+        <w:rPr>
+          <w:rFonts w:ascii="Calibri" w:hAnsi="Calibri" w:cs="Arial"/>
+          <w:b/>
+          <w:bCs/>
+          <w:rtl/>
+          <w:sz w:val="24"/>
+          <w:szCs w:val="24"/>
+        </w:rPr>
+        <w:t xml:space="preserve">النطاق</w:t>
+      </w:r>
+    </w:p>
+    <w:p>
+      <w:pPr>
+        <w:pStyle w:val="ListeParagraf"/>
+        <w:bidi/>
+        <w:spacing w:after="80"/>
+        <w:ind w:left="0" w:right="709"/>
+        <w:jc w:val="both"/>
+      </w:pPr>
+      <w:r>
+        <w:rPr>
+          <w:rFonts w:ascii="Calibri" w:hAnsi="Calibri" w:cs="Arial"/>
+          <w:rtl/>
+          <w:sz w:val="24"/>
+          <w:szCs w:val="24"/>
+        </w:rPr>
+        <w:t xml:space="preserve">يسري هذا الإجراء على جميع أجهزة كشف المعادن (النوع ذي السير الناقل، وأجهزة كشف الإبر حيثما استُخدمت) المستعملة للملابس النهائية وملابس الرضع والأطفال والمنتجات المعبأة في منطقة الكي والمراقبة النهائية والتعبئة. ويشمل مشغلي الأجهزة ومراقبي الجودة وموظفي التعبئة والصيانة والأمن، وقطع الاختبار وصندوق الحجر ومنطقة الخلو من المعادن وسجلات الكشف. ويشمل أيضًا المنتجات النهائية المنفذة لدى المقاولين من الباطن، إذ يجب أن تمر عبر جهاز كشف قبل التغليف والشحن، سواء في EMS أو لدى المقاول بموجب اتفاق موثق.</w:t>
+      </w:r>
+    </w:p>
+    <w:p>
+      <w:pPr>
+        <w:pStyle w:val="ListeParagraf"/>
+        <w:bidi/>
+        <w:spacing w:after="80"/>
+        <w:ind w:left="0" w:right="709"/>
+        <w:jc w:val="both"/>
+      </w:pPr>
+    </w:p>
+    <w:p>
+      <w:pPr>
+        <w:pStyle w:val="ListeParagraf"/>
+        <w:bidi/>
+        <w:spacing w:before="120" w:after="60"/>
+        <w:ind w:left="0" w:right="709"/>
+      </w:pPr>
+      <w:r>
+        <w:rPr>
+          <w:rFonts w:ascii="Calibri" w:hAnsi="Calibri" w:cs="Arial"/>
+          <w:b/>
+          <w:bCs/>
+          <w:rtl/>
+          <w:sz w:val="24"/>
+          <w:szCs w:val="24"/>
+        </w:rPr>
+        <w:t xml:space="preserve">المسؤوليات</w:t>
+      </w:r>
+    </w:p>
+    <w:p>
+      <w:pPr>
+        <w:pStyle w:val="ListeParagraf"/>
+        <w:bidi/>
+        <w:spacing w:after="80"/>
+        <w:ind w:left="0" w:right="709"/>
+        <w:jc w:val="both"/>
+      </w:pPr>
+      <w:r>
+        <w:rPr>
+          <w:rFonts w:ascii="Calibri" w:hAnsi="Calibri" w:cs="Arial"/>
+          <w:rtl/>
+          <w:sz w:val="24"/>
+          <w:szCs w:val="24"/>
+        </w:rPr>
+        <w:t xml:space="preserve">• </w:t>
+      </w:r>
+      <w:r>
+        <w:rPr>
+          <w:rFonts w:ascii="Calibri" w:hAnsi="Calibri" w:cs="Arial"/>
+          <w:b/>
+          <w:bCs/>
+          <w:rtl/>
+          <w:sz w:val="24"/>
+          <w:szCs w:val="24"/>
+        </w:rPr>
+        <w:t xml:space="preserve">مدير ضمان الجودة:</w:t>
+      </w:r>
+      <w:r>
+        <w:rPr>
+          <w:rFonts w:ascii="Calibri" w:hAnsi="Calibri" w:cs="Arial"/>
+          <w:rtl/>
+          <w:sz w:val="24"/>
+          <w:szCs w:val="24"/>
+        </w:rPr>
+        <w:t xml:space="preserve"> يملك هذا الإجراء، ويعتمد إعدادات الجهاز وأحجام قطع الاختبار ونقطة الكشف، ويراجع السجلات والنتائج الشهرية، ويقرر الإفراج عن الدفعات المشتبه بها أو رفضها.</w:t>
+      </w:r>
+    </w:p>
+    <w:p>
+      <w:pPr>
+        <w:pStyle w:val="ListeParagraf"/>
+        <w:bidi/>
+        <w:spacing w:after="80"/>
+        <w:ind w:left="0" w:right="709"/>
+        <w:jc w:val="both"/>
+      </w:pPr>
+      <w:r>
+        <w:rPr>
+          <w:rFonts w:ascii="Calibri" w:hAnsi="Calibri" w:cs="Arial"/>
+          <w:rtl/>
+          <w:sz w:val="24"/>
+          <w:szCs w:val="24"/>
+        </w:rPr>
+        <w:t xml:space="preserve">• </w:t>
+      </w:r>
+      <w:r>
+        <w:rPr>
+          <w:rFonts w:ascii="Calibri" w:hAnsi="Calibri" w:cs="Arial"/>
+          <w:b/>
+          <w:bCs/>
+          <w:rtl/>
+          <w:sz w:val="24"/>
+          <w:szCs w:val="24"/>
+        </w:rPr>
+        <w:t xml:space="preserve">مدير الإنتاج:</w:t>
+      </w:r>
+      <w:r>
+        <w:rPr>
+          <w:rFonts w:ascii="Calibri" w:hAnsi="Calibri" w:cs="Arial"/>
+          <w:rtl/>
+          <w:sz w:val="24"/>
+          <w:szCs w:val="24"/>
+        </w:rPr>
+        <w:t xml:space="preserve"> يضمن مرور 100% من المنتجات النهائية عبر الجهاز في الخطوة 4 (بعد الفحص البصري وقبل التغليف)، ويوقف التعبئة عند تعطل الجهاز.</w:t>
+      </w:r>
+    </w:p>
+    <w:p>
+      <w:pPr>
+        <w:pStyle w:val="ListeParagraf"/>
+        <w:bidi/>
+        <w:spacing w:after="80"/>
+        <w:ind w:left="0" w:right="709"/>
+        <w:jc w:val="both"/>
+      </w:pPr>
+      <w:r>
+        <w:rPr>
+          <w:rFonts w:ascii="Calibri" w:hAnsi="Calibri" w:cs="Arial"/>
+          <w:rtl/>
+          <w:sz w:val="24"/>
+          <w:szCs w:val="24"/>
+        </w:rPr>
+        <w:t xml:space="preserve">• </w:t>
+      </w:r>
+      <w:r>
+        <w:rPr>
+          <w:rFonts w:ascii="Calibri" w:hAnsi="Calibri" w:cs="Arial"/>
+          <w:b/>
+          <w:bCs/>
+          <w:rtl/>
+          <w:sz w:val="24"/>
+          <w:szCs w:val="24"/>
+        </w:rPr>
+        <w:t xml:space="preserve">مشغل جهاز كشف المعادن:</w:t>
+      </w:r>
+      <w:r>
+        <w:rPr>
+          <w:rFonts w:ascii="Calibri" w:hAnsi="Calibri" w:cs="Arial"/>
+          <w:rtl/>
+          <w:sz w:val="24"/>
+          <w:szCs w:val="24"/>
+        </w:rPr>
+        <w:t xml:space="preserve"> ينفذ اختبارات التحقق، ويمرر المنتجات، ويفصل منتجات الإنذار في صندوق الحجر، ويملأ السجلات.</w:t>
+      </w:r>
+    </w:p>
+    <w:p>
+      <w:pPr>
+        <w:pStyle w:val="ListeParagraf"/>
+        <w:bidi/>
+        <w:spacing w:after="80"/>
+        <w:ind w:left="0" w:right="709"/>
+        <w:jc w:val="both"/>
+      </w:pPr>
+      <w:r>
+        <w:rPr>
+          <w:rFonts w:ascii="Calibri" w:hAnsi="Calibri" w:cs="Arial"/>
+          <w:rtl/>
+          <w:sz w:val="24"/>
+          <w:szCs w:val="24"/>
+        </w:rPr>
+        <w:t xml:space="preserve">• </w:t>
+      </w:r>
+      <w:r>
+        <w:rPr>
+          <w:rFonts w:ascii="Calibri" w:hAnsi="Calibri" w:cs="Arial"/>
+          <w:b/>
+          <w:bCs/>
+          <w:rtl/>
+          <w:sz w:val="24"/>
+          <w:szCs w:val="24"/>
+        </w:rPr>
+        <w:t xml:space="preserve">مراقب الجودة النهائي:</w:t>
+      </w:r>
+      <w:r>
+        <w:rPr>
+          <w:rFonts w:ascii="Calibri" w:hAnsi="Calibri" w:cs="Arial"/>
+          <w:rtl/>
+          <w:sz w:val="24"/>
+          <w:szCs w:val="24"/>
+        </w:rPr>
+        <w:t xml:space="preserve"> يفحص منتجات الإنذار مع المشغل، ويحدد السبب، ويسجل القرار ونتيجة إعادة التمرير.</w:t>
+      </w:r>
+    </w:p>
+    <w:p>
+      <w:pPr>
+        <w:pStyle w:val="ListeParagraf"/>
+        <w:bidi/>
+        <w:spacing w:after="80"/>
+        <w:ind w:left="0" w:right="709"/>
+        <w:jc w:val="both"/>
+      </w:pPr>
+      <w:r>
+        <w:rPr>
+          <w:rFonts w:ascii="Calibri" w:hAnsi="Calibri" w:cs="Arial"/>
+          <w:rtl/>
+          <w:sz w:val="24"/>
+          <w:szCs w:val="24"/>
+        </w:rPr>
+        <w:t xml:space="preserve">• </w:t>
+      </w:r>
+      <w:r>
+        <w:rPr>
+          <w:rFonts w:ascii="Calibri" w:hAnsi="Calibri" w:cs="Arial"/>
+          <w:b/>
+          <w:bCs/>
+          <w:rtl/>
+          <w:sz w:val="24"/>
+          <w:szCs w:val="24"/>
+        </w:rPr>
+        <w:t xml:space="preserve">مدير الصيانة والفنيون:</w:t>
+      </w:r>
+      <w:r>
+        <w:rPr>
+          <w:rFonts w:ascii="Calibri" w:hAnsi="Calibri" w:cs="Arial"/>
+          <w:rtl/>
+          <w:sz w:val="24"/>
+          <w:szCs w:val="24"/>
+        </w:rPr>
+        <w:t xml:space="preserve"> يصونون الجهاز ويصلحونه ويعيدون اعتماده بعد أي إصلاح، ويحافظون على سريان معايرة المعدات مع المختبر (EMS.LB.PRO.09.02).</w:t>
+      </w:r>
+    </w:p>
+    <w:p>
+      <w:pPr>
+        <w:pStyle w:val="ListeParagraf"/>
+        <w:bidi/>
+        <w:spacing w:after="80"/>
+        <w:ind w:left="0" w:right="709"/>
+        <w:jc w:val="both"/>
+      </w:pPr>
+      <w:r>
+        <w:rPr>
+          <w:rFonts w:ascii="Calibri" w:hAnsi="Calibri" w:cs="Arial"/>
+          <w:rtl/>
+          <w:sz w:val="24"/>
+          <w:szCs w:val="24"/>
+        </w:rPr>
+        <w:t xml:space="preserve">• </w:t>
+      </w:r>
+      <w:r>
+        <w:rPr>
+          <w:rFonts w:ascii="Calibri" w:hAnsi="Calibri" w:cs="Arial"/>
+          <w:b/>
+          <w:bCs/>
+          <w:rtl/>
+          <w:sz w:val="24"/>
+          <w:szCs w:val="24"/>
+        </w:rPr>
+        <w:t xml:space="preserve">موظفو الأمن والجودة:</w:t>
+      </w:r>
+      <w:r>
+        <w:rPr>
+          <w:rFonts w:ascii="Calibri" w:hAnsi="Calibri" w:cs="Arial"/>
+          <w:rtl/>
+          <w:sz w:val="24"/>
+          <w:szCs w:val="24"/>
+        </w:rPr>
+        <w:t xml:space="preserve"> يضبطون الدخول إلى منطقة الخلو من المعادن والخروج منها، والأغراض المعدنية الشخصية للداخلين.</w:t>
+      </w:r>
+    </w:p>
+    <w:p>
+      <w:pPr>
+        <w:pStyle w:val="ListeParagraf"/>
+        <w:bidi/>
+        <w:spacing w:after="80"/>
+        <w:ind w:left="0" w:right="709"/>
+        <w:jc w:val="both"/>
+      </w:pPr>
+      <w:r>
+        <w:rPr>
+          <w:rFonts w:ascii="Calibri" w:hAnsi="Calibri" w:cs="Arial"/>
+          <w:rtl/>
+          <w:sz w:val="24"/>
+          <w:szCs w:val="24"/>
+        </w:rPr>
+        <w:t xml:space="preserve">• </w:t>
+      </w:r>
+      <w:r>
+        <w:rPr>
+          <w:rFonts w:ascii="Calibri" w:hAnsi="Calibri" w:cs="Arial"/>
+          <w:b/>
+          <w:bCs/>
+          <w:rtl/>
+          <w:sz w:val="24"/>
+          <w:szCs w:val="24"/>
+        </w:rPr>
+        <w:t xml:space="preserve">موظفو المستودع والشحن:</w:t>
+      </w:r>
+      <w:r>
+        <w:rPr>
+          <w:rFonts w:ascii="Calibri" w:hAnsi="Calibri" w:cs="Arial"/>
+          <w:rtl/>
+          <w:sz w:val="24"/>
+          <w:szCs w:val="24"/>
+        </w:rPr>
+        <w:t xml:space="preserve"> لا يشحنون إلا الدفعات المصحوبة بسجل كشف مكتمل.</w:t>
+      </w:r>
+    </w:p>
+    <w:p>
+      <w:pPr>
+        <w:pStyle w:val="ListeParagraf"/>
+        <w:bidi/>
+        <w:spacing w:after="80"/>
+        <w:ind w:left="0" w:right="709"/>
+        <w:jc w:val="both"/>
+      </w:pPr>
+    </w:p>
+    <w:p>
+      <w:pPr>
+        <w:pStyle w:val="ListeParagraf"/>
+        <w:bidi/>
+        <w:spacing w:before="120" w:after="60"/>
+        <w:ind w:left="0" w:right="709"/>
+      </w:pPr>
+      <w:r>
+        <w:rPr>
+          <w:rFonts w:ascii="Calibri" w:hAnsi="Calibri" w:cs="Arial"/>
+          <w:b/>
+          <w:bCs/>
+          <w:rtl/>
+          <w:sz w:val="24"/>
+          <w:szCs w:val="24"/>
+        </w:rPr>
+        <w:t xml:space="preserve">التعريفات</w:t>
+      </w:r>
+    </w:p>
+    <w:p>
+      <w:pPr>
+        <w:pStyle w:val="ListeParagraf"/>
+        <w:bidi/>
+        <w:spacing w:after="80"/>
+        <w:ind w:left="0" w:right="709"/>
+        <w:jc w:val="both"/>
+      </w:pPr>
+      <w:r>
+        <w:rPr>
+          <w:rFonts w:ascii="Calibri" w:hAnsi="Calibri" w:cs="Arial"/>
+          <w:rtl/>
+          <w:sz w:val="24"/>
+          <w:szCs w:val="24"/>
+        </w:rPr>
+        <w:t xml:space="preserve">• </w:t>
+      </w:r>
+      <w:r>
+        <w:rPr>
+          <w:rFonts w:ascii="Calibri" w:hAnsi="Calibri" w:cs="Arial"/>
+          <w:b/>
+          <w:bCs/>
+          <w:rtl/>
+          <w:sz w:val="24"/>
+          <w:szCs w:val="24"/>
+        </w:rPr>
+        <w:t xml:space="preserve">جهاز كشف المعادن:</w:t>
+      </w:r>
+      <w:r>
+        <w:rPr>
+          <w:rFonts w:ascii="Calibri" w:hAnsi="Calibri" w:cs="Arial"/>
+          <w:rtl/>
+          <w:sz w:val="24"/>
+          <w:szCs w:val="24"/>
+        </w:rPr>
+        <w:t xml:space="preserve"> معدة تكشف الأجزاء المعدنية الحديدية وغير الحديدية والفولاذ المقاوم للصدأ في المنتج.</w:t>
+      </w:r>
+    </w:p>
+    <w:p>
+      <w:pPr>
+        <w:pStyle w:val="ListeParagraf"/>
+        <w:bidi/>
+        <w:spacing w:after="80"/>
+        <w:ind w:left="0" w:right="709"/>
+        <w:jc w:val="both"/>
+      </w:pPr>
+      <w:r>
+        <w:rPr>
+          <w:rFonts w:ascii="Calibri" w:hAnsi="Calibri" w:cs="Arial"/>
+          <w:rtl/>
+          <w:sz w:val="24"/>
+          <w:szCs w:val="24"/>
+        </w:rPr>
+        <w:t xml:space="preserve">• </w:t>
+      </w:r>
+      <w:r>
+        <w:rPr>
+          <w:rFonts w:ascii="Calibri" w:hAnsi="Calibri" w:cs="Arial"/>
+          <w:b/>
+          <w:bCs/>
+          <w:rtl/>
+          <w:sz w:val="24"/>
+          <w:szCs w:val="24"/>
+        </w:rPr>
+        <w:t xml:space="preserve">قطعة الاختبار (Fe وNon-Fe وSUS):</w:t>
+      </w:r>
+      <w:r>
+        <w:rPr>
+          <w:rFonts w:ascii="Calibri" w:hAnsi="Calibri" w:cs="Arial"/>
+          <w:rtl/>
+          <w:sz w:val="24"/>
+          <w:szCs w:val="24"/>
+        </w:rPr>
+        <w:t xml:space="preserve"> قطعة معدنية مرجعية معلومة الحجم تُستخدم لإثبات حساسية الجهاز.</w:t>
+      </w:r>
+    </w:p>
+    <w:p>
+      <w:pPr>
+        <w:pStyle w:val="ListeParagraf"/>
+        <w:bidi/>
+        <w:spacing w:after="80"/>
+        <w:ind w:left="0" w:right="709"/>
+        <w:jc w:val="both"/>
+      </w:pPr>
+      <w:r>
+        <w:rPr>
+          <w:rFonts w:ascii="Calibri" w:hAnsi="Calibri" w:cs="Arial"/>
+          <w:rtl/>
+          <w:sz w:val="24"/>
+          <w:szCs w:val="24"/>
+        </w:rPr>
+        <w:t xml:space="preserve">• </w:t>
+      </w:r>
+      <w:r>
+        <w:rPr>
+          <w:rFonts w:ascii="Calibri" w:hAnsi="Calibri" w:cs="Arial"/>
+          <w:b/>
+          <w:bCs/>
+          <w:rtl/>
+          <w:sz w:val="24"/>
+          <w:szCs w:val="24"/>
+        </w:rPr>
+        <w:t xml:space="preserve">الحساسية:</w:t>
+      </w:r>
+      <w:r>
+        <w:rPr>
+          <w:rFonts w:ascii="Calibri" w:hAnsi="Calibri" w:cs="Arial"/>
+          <w:rtl/>
+          <w:sz w:val="24"/>
+          <w:szCs w:val="24"/>
+        </w:rPr>
+        <w:t xml:space="preserve"> أصغر قطعة اختبار يكشفها الجهاز بثبات داخل المنتج الممرَّر.</w:t>
+      </w:r>
+    </w:p>
+    <w:p>
+      <w:pPr>
+        <w:pStyle w:val="ListeParagraf"/>
+        <w:bidi/>
+        <w:spacing w:after="80"/>
+        <w:ind w:left="0" w:right="709"/>
+        <w:jc w:val="both"/>
+      </w:pPr>
+      <w:r>
+        <w:rPr>
+          <w:rFonts w:ascii="Calibri" w:hAnsi="Calibri" w:cs="Arial"/>
+          <w:rtl/>
+          <w:sz w:val="24"/>
+          <w:szCs w:val="24"/>
+        </w:rPr>
+        <w:t xml:space="preserve">• </w:t>
+      </w:r>
+      <w:r>
+        <w:rPr>
+          <w:rFonts w:ascii="Calibri" w:hAnsi="Calibri" w:cs="Arial"/>
+          <w:b/>
+          <w:bCs/>
+          <w:rtl/>
+          <w:sz w:val="24"/>
+          <w:szCs w:val="24"/>
+        </w:rPr>
+        <w:t xml:space="preserve">منتج الإنذار:</w:t>
+      </w:r>
+      <w:r>
+        <w:rPr>
+          <w:rFonts w:ascii="Calibri" w:hAnsi="Calibri" w:cs="Arial"/>
+          <w:rtl/>
+          <w:sz w:val="24"/>
+          <w:szCs w:val="24"/>
+        </w:rPr>
+        <w:t xml:space="preserve"> منتج رفضه الجهاز أو أظهر إشارة معدنية.</w:t>
+      </w:r>
+    </w:p>
+    <w:p>
+      <w:pPr>
+        <w:pStyle w:val="ListeParagraf"/>
+        <w:bidi/>
+        <w:spacing w:after="80"/>
+        <w:ind w:left="0" w:right="709"/>
+        <w:jc w:val="both"/>
+      </w:pPr>
+      <w:r>
+        <w:rPr>
+          <w:rFonts w:ascii="Calibri" w:hAnsi="Calibri" w:cs="Arial"/>
+          <w:rtl/>
+          <w:sz w:val="24"/>
+          <w:szCs w:val="24"/>
+        </w:rPr>
+        <w:t xml:space="preserve">• </w:t>
+      </w:r>
+      <w:r>
+        <w:rPr>
+          <w:rFonts w:ascii="Calibri" w:hAnsi="Calibri" w:cs="Arial"/>
+          <w:b/>
+          <w:bCs/>
+          <w:rtl/>
+          <w:sz w:val="24"/>
+          <w:szCs w:val="24"/>
+        </w:rPr>
+        <w:t xml:space="preserve">صندوق الحجر:</w:t>
+      </w:r>
+      <w:r>
+        <w:rPr>
+          <w:rFonts w:ascii="Calibri" w:hAnsi="Calibri" w:cs="Arial"/>
+          <w:rtl/>
+          <w:sz w:val="24"/>
+          <w:szCs w:val="24"/>
+        </w:rPr>
+        <w:t xml:space="preserve"> صندوق مقفل وموسوم تُحفظ فيه منتجات الإنذار إلى حين فحصها.</w:t>
+      </w:r>
+    </w:p>
+    <w:p>
+      <w:pPr>
+        <w:pStyle w:val="ListeParagraf"/>
+        <w:bidi/>
+        <w:spacing w:after="80"/>
+        <w:ind w:left="0" w:right="709"/>
+        <w:jc w:val="both"/>
+      </w:pPr>
+      <w:r>
+        <w:rPr>
+          <w:rFonts w:ascii="Calibri" w:hAnsi="Calibri" w:cs="Arial"/>
+          <w:rtl/>
+          <w:sz w:val="24"/>
+          <w:szCs w:val="24"/>
+        </w:rPr>
+        <w:t xml:space="preserve">• </w:t>
+      </w:r>
+      <w:r>
+        <w:rPr>
+          <w:rFonts w:ascii="Calibri" w:hAnsi="Calibri" w:cs="Arial"/>
+          <w:b/>
+          <w:bCs/>
+          <w:rtl/>
+          <w:sz w:val="24"/>
+          <w:szCs w:val="24"/>
+        </w:rPr>
+        <w:t xml:space="preserve">منطقة الخلو من المعادن:</w:t>
+      </w:r>
+      <w:r>
+        <w:rPr>
+          <w:rFonts w:ascii="Calibri" w:hAnsi="Calibri" w:cs="Arial"/>
+          <w:rtl/>
+          <w:sz w:val="24"/>
+          <w:szCs w:val="24"/>
+        </w:rPr>
+        <w:t xml:space="preserve"> منطقة مضبوطة تُراقب وتُعد فيها الإبر والأدوات والأغراض المعدنية الشخصية.</w:t>
+      </w:r>
+    </w:p>
+    <w:p>
+      <w:pPr>
+        <w:pStyle w:val="ListeParagraf"/>
+        <w:bidi/>
+        <w:spacing w:after="80"/>
+        <w:ind w:left="0" w:right="709"/>
+        <w:jc w:val="both"/>
+      </w:pPr>
+      <w:r>
+        <w:rPr>
+          <w:rFonts w:ascii="Calibri" w:hAnsi="Calibri" w:cs="Arial"/>
+          <w:rtl/>
+          <w:sz w:val="24"/>
+          <w:szCs w:val="24"/>
+        </w:rPr>
+        <w:t xml:space="preserve">• </w:t>
+      </w:r>
+      <w:r>
+        <w:rPr>
+          <w:rFonts w:ascii="Calibri" w:hAnsi="Calibri" w:cs="Arial"/>
+          <w:b/>
+          <w:bCs/>
+          <w:rtl/>
+          <w:sz w:val="24"/>
+          <w:szCs w:val="24"/>
+        </w:rPr>
+        <w:t xml:space="preserve">سجل الكشف:</w:t>
+      </w:r>
+      <w:r>
+        <w:rPr>
+          <w:rFonts w:ascii="Calibri" w:hAnsi="Calibri" w:cs="Arial"/>
+          <w:rtl/>
+          <w:sz w:val="24"/>
+          <w:szCs w:val="24"/>
+        </w:rPr>
+        <w:t xml:space="preserve"> السجل اليومي لاختبارات التحقق والمنتجات الممررة والإنذارات والقرارات.</w:t>
+      </w:r>
+    </w:p>
+    <w:p>
+      <w:pPr>
+        <w:pStyle w:val="ListeParagraf"/>
+        <w:bidi/>
+        <w:spacing w:after="80"/>
+        <w:ind w:left="0" w:right="709"/>
+        <w:jc w:val="both"/>
+      </w:pPr>
+    </w:p>
+    <w:p>
+      <w:pPr>
+        <w:pStyle w:val="ListeParagraf"/>
+        <w:bidi/>
+        <w:spacing w:before="120" w:after="60"/>
+        <w:ind w:left="0" w:right="709"/>
+      </w:pPr>
+      <w:r>
+        <w:rPr>
+          <w:rFonts w:ascii="Calibri" w:hAnsi="Calibri" w:cs="Arial"/>
+          <w:b/>
+          <w:bCs/>
+          <w:rtl/>
+          <w:sz w:val="24"/>
+          <w:szCs w:val="24"/>
+        </w:rPr>
+        <w:t xml:space="preserve">العمليات الرئيسية والفرعية</w:t>
+      </w:r>
+    </w:p>
+    <w:p>
+      <w:pPr>
+        <w:pStyle w:val="ListeParagraf"/>
+        <w:bidi/>
+        <w:spacing w:before="120" w:after="60"/>
+        <w:ind w:left="0" w:right="709"/>
+      </w:pPr>
+      <w:r>
+        <w:rPr>
+          <w:rFonts w:ascii="Calibri" w:hAnsi="Calibri" w:cs="Arial"/>
+          <w:b/>
+          <w:bCs/>
+          <w:rtl/>
+          <w:sz w:val="24"/>
+          <w:szCs w:val="24"/>
+        </w:rPr>
+        <w:t xml:space="preserve">1. اختيار الجهاز وضبطه واعتماده</w:t>
+      </w:r>
+    </w:p>
+    <w:p>
+      <w:pPr>
+        <w:pStyle w:val="ListeParagraf"/>
+        <w:bidi/>
+        <w:spacing w:after="80"/>
+        <w:ind w:left="0" w:right="709"/>
+        <w:jc w:val="both"/>
+      </w:pPr>
+      <w:r>
+        <w:rPr>
+          <w:rFonts w:ascii="Calibri" w:hAnsi="Calibri" w:cs="Arial"/>
+          <w:rtl/>
+          <w:sz w:val="24"/>
+          <w:szCs w:val="24"/>
+        </w:rPr>
+        <w:t xml:space="preserve">1.1. تُختار الأجهزة بحسب نوع المنتج وسماكته ومتطلبات العميل، وتُركَّب بعيدًا عن الأجسام المعدنية والاهتزاز والتداخل الكهربائي.</w:t>
+      </w:r>
+    </w:p>
+    <w:p>
+      <w:pPr>
+        <w:pStyle w:val="ListeParagraf"/>
+        <w:bidi/>
+        <w:spacing w:after="80"/>
+        <w:ind w:left="0" w:right="709"/>
+        <w:jc w:val="both"/>
+      </w:pPr>
+      <w:r>
+        <w:rPr>
+          <w:rFonts w:ascii="Calibri" w:hAnsi="Calibri" w:cs="Arial"/>
+          <w:rtl/>
+          <w:sz w:val="24"/>
+          <w:szCs w:val="24"/>
+        </w:rPr>
+        <w:t xml:space="preserve">1.2. يعتمد ضمان الجودة البرامج وإعدادات الحساسية وأحجام قطع الاختبار لكل مجموعة منتجات؛ ومن الأمثلة المعتادة Fe 1.2 مم وNon-Fe 1.5 مم وSUS 2.0 مم، وتتبع الأحجام الفعلية مواصفات العميل وسياسة الشركة.</w:t>
+      </w:r>
+    </w:p>
+    <w:p>
+      <w:pPr>
+        <w:pStyle w:val="ListeParagraf"/>
+        <w:bidi/>
+        <w:spacing w:after="80"/>
+        <w:ind w:left="0" w:right="709"/>
+        <w:jc w:val="both"/>
+      </w:pPr>
+      <w:r>
+        <w:rPr>
+          <w:rFonts w:ascii="Calibri" w:hAnsi="Calibri" w:cs="Arial"/>
+          <w:rtl/>
+          <w:sz w:val="24"/>
+          <w:szCs w:val="24"/>
+        </w:rPr>
+        <w:t xml:space="preserve">1.3. تُقفل الإعدادات ولا يغيرها إلا المخولون، ويُسجل كل تغيير ويُعاد التحقق من الجهاز فورًا.</w:t>
+      </w:r>
+    </w:p>
+    <w:p>
+      <w:pPr>
+        <w:pStyle w:val="ListeParagraf"/>
+        <w:bidi/>
+        <w:spacing w:after="80"/>
+        <w:ind w:left="0" w:right="709"/>
+        <w:jc w:val="both"/>
+      </w:pPr>
+      <w:r>
+        <w:rPr>
+          <w:rFonts w:ascii="Calibri" w:hAnsi="Calibri" w:cs="Arial"/>
+          <w:rtl/>
+          <w:sz w:val="24"/>
+          <w:szCs w:val="24"/>
+        </w:rPr>
+        <w:t xml:space="preserve">1.4. بعد التركيب أو النقل أو الإصلاح الجسيم، يعتمد ضمان الجودة والصيانة الجهاز بقطع الاختبار في وسط الفتحة وعلى أطرافها قبل الاستخدام.</w:t>
+      </w:r>
+    </w:p>
+    <w:p>
+      <w:pPr>
+        <w:pStyle w:val="ListeParagraf"/>
+        <w:bidi/>
+        <w:spacing w:after="80"/>
+        <w:ind w:left="0" w:right="709"/>
+        <w:jc w:val="both"/>
+      </w:pPr>
+      <w:r>
+        <w:rPr>
+          <w:rFonts w:ascii="Calibri" w:hAnsi="Calibri" w:cs="Arial"/>
+          <w:rtl/>
+          <w:sz w:val="24"/>
+          <w:szCs w:val="24"/>
+        </w:rPr>
+        <w:t xml:space="preserve">1.5. يُدرج كل جهاز في قائمة معدات القياس، ويُعاير أو يُتحقق منه من جهة معتمدة أو من المورد مرة واحدة سنويًا على الأقل (EMS.LB.PRO.09.02).</w:t>
+      </w:r>
+    </w:p>
+    <w:p>
+      <w:pPr>
+        <w:pStyle w:val="ListeParagraf"/>
+        <w:bidi/>
+        <w:spacing w:after="80"/>
+        <w:ind w:left="0" w:right="709"/>
+        <w:jc w:val="both"/>
+      </w:pPr>
+    </w:p>
+    <w:p>
+      <w:pPr>
+        <w:pStyle w:val="ListeParagraf"/>
+        <w:bidi/>
+        <w:spacing w:before="120" w:after="60"/>
+        <w:ind w:left="0" w:right="709"/>
+      </w:pPr>
+      <w:r>
+        <w:rPr>
+          <w:rFonts w:ascii="Calibri" w:hAnsi="Calibri" w:cs="Arial"/>
+          <w:b/>
+          <w:bCs/>
+          <w:rtl/>
+          <w:sz w:val="24"/>
+          <w:szCs w:val="24"/>
+        </w:rPr>
+        <w:t xml:space="preserve">2. نقطة الكشف والتغطية</w:t>
+      </w:r>
+    </w:p>
+    <w:p>
+      <w:pPr>
+        <w:pStyle w:val="ListeParagraf"/>
+        <w:bidi/>
+        <w:spacing w:after="80"/>
+        <w:ind w:left="0" w:right="709"/>
+        <w:jc w:val="both"/>
+      </w:pPr>
+      <w:r>
+        <w:rPr>
+          <w:rFonts w:ascii="Calibri" w:hAnsi="Calibri" w:cs="Arial"/>
+          <w:rtl/>
+          <w:sz w:val="24"/>
+          <w:szCs w:val="24"/>
+        </w:rPr>
+        <w:t xml:space="preserve">2.1. تمر جميع الملابس النهائية عبر الجهاز المعاير في الخطوة 4 من تدفق القسم (EMS.ÜR.PRO.05.10): بعد آخر عملية يمكن أن تضيف معدنًا، أي بعد الكي والفحص البصري، وقبل التغليف، بحيث لا يصل أي معدن إلى كيس البولي أو الكرتون. وحيثما يتطلب العميل أو EMS.QA.PRO.02.11 ذلك (ملابس الرضع والأطفال) تمر الكراتين المغلفة مرة ثانية ويُسجل المرور الثاني.</w:t>
+      </w:r>
+    </w:p>
+    <w:p>
+      <w:pPr>
+        <w:pStyle w:val="ListeParagraf"/>
+        <w:bidi/>
+        <w:spacing w:after="80"/>
+        <w:ind w:left="0" w:right="709"/>
+        <w:jc w:val="both"/>
+      </w:pPr>
+      <w:r>
+        <w:rPr>
+          <w:rFonts w:ascii="Calibri" w:hAnsi="Calibri" w:cs="Arial"/>
+          <w:rtl/>
+          <w:sz w:val="24"/>
+          <w:szCs w:val="24"/>
+        </w:rPr>
+        <w:t xml:space="preserve">2.2. التغطية 100%. لا تُكدَّس المنتجات أو تتراكب بما يقلل الحساسية، ويُفحص أسلوب التعبئة مثل الأكياس البلاستيكية والملصقات الخالية من المعادن.</w:t>
+      </w:r>
+    </w:p>
+    <w:p>
+      <w:pPr>
+        <w:pStyle w:val="ListeParagraf"/>
+        <w:bidi/>
+        <w:spacing w:after="80"/>
+        <w:ind w:left="0" w:right="709"/>
+        <w:jc w:val="both"/>
+      </w:pPr>
+      <w:r>
+        <w:rPr>
+          <w:rFonts w:ascii="Calibri" w:hAnsi="Calibri" w:cs="Arial"/>
+          <w:rtl/>
+          <w:sz w:val="24"/>
+          <w:szCs w:val="24"/>
+        </w:rPr>
+        <w:t xml:space="preserve">2.3. تُعالج المنتجات التي تحتوي على أجزاء معدنية بحكم التصميم، مثل الأزرار الضغاطة والبرشام والسحابات، بالبرنامج أو الطريقة التي يعتمدها ضمان الجودة ويتفق عليها مع العميل.</w:t>
+      </w:r>
+    </w:p>
+    <w:p>
+      <w:pPr>
+        <w:pStyle w:val="ListeParagraf"/>
+        <w:bidi/>
+        <w:spacing w:after="80"/>
+        <w:ind w:left="0" w:right="709"/>
+        <w:jc w:val="both"/>
+      </w:pPr>
+      <w:r>
+        <w:rPr>
+          <w:rFonts w:ascii="Calibri" w:hAnsi="Calibri" w:cs="Arial"/>
+          <w:rtl/>
+          <w:sz w:val="24"/>
+          <w:szCs w:val="24"/>
+        </w:rPr>
+        <w:t xml:space="preserve">2.4. لا يُعبأ ولا يُشحن ولا يُباع أي منتج دون سجل كشف.</w:t>
+      </w:r>
+    </w:p>
+    <w:p>
+      <w:pPr>
+        <w:pStyle w:val="ListeParagraf"/>
+        <w:bidi/>
+        <w:spacing w:after="80"/>
+        <w:ind w:left="0" w:right="709"/>
+        <w:jc w:val="both"/>
+      </w:pPr>
+      <w:r>
+        <w:rPr>
+          <w:rFonts w:ascii="Calibri" w:hAnsi="Calibri" w:cs="Arial"/>
+          <w:rtl/>
+          <w:sz w:val="24"/>
+          <w:szCs w:val="24"/>
+        </w:rPr>
+        <w:t xml:space="preserve">2.5. تُحفظ الملابس التي اجتازت الجهاز في منطقة نظيفة ومحددة ولا تُخلط بالملابس التي لم تمر عبره؛ ولا ينتقل اللوط إلى التغليف (EMS.ÜR.PRO.05.11) إلا بسجل كشف مكتمل.</w:t>
+      </w:r>
+    </w:p>
+    <w:p>
+      <w:pPr>
+        <w:pStyle w:val="ListeParagraf"/>
+        <w:bidi/>
+        <w:spacing w:after="80"/>
+        <w:ind w:left="0" w:right="709"/>
+        <w:jc w:val="both"/>
+      </w:pPr>
+    </w:p>
+    <w:p>
+      <w:pPr>
+        <w:pStyle w:val="ListeParagraf"/>
+        <w:bidi/>
+        <w:spacing w:before="120" w:after="60"/>
+        <w:ind w:left="0" w:right="709"/>
+      </w:pPr>
+      <w:r>
+        <w:rPr>
+          <w:rFonts w:ascii="Calibri" w:hAnsi="Calibri" w:cs="Arial"/>
+          <w:b/>
+          <w:bCs/>
+          <w:rtl/>
+          <w:sz w:val="24"/>
+          <w:szCs w:val="24"/>
+        </w:rPr>
+        <w:t xml:space="preserve">3. التحقق من الجهاز</w:t>
+      </w:r>
+    </w:p>
+    <w:p>
+      <w:pPr>
+        <w:pStyle w:val="ListeParagraf"/>
+        <w:bidi/>
+        <w:spacing w:after="80"/>
+        <w:ind w:left="0" w:right="709"/>
+        <w:jc w:val="both"/>
+      </w:pPr>
+      <w:r>
+        <w:rPr>
+          <w:rFonts w:ascii="Calibri" w:hAnsi="Calibri" w:cs="Arial"/>
+          <w:rtl/>
+          <w:sz w:val="24"/>
+          <w:szCs w:val="24"/>
+        </w:rPr>
+        <w:t xml:space="preserve">3.1. يُتحقق من الجهاز في بداية كل وردية وبعد أي تغيير في البرنامج أو إصلاح وكل ساعتين على الأقل أثناء التشغيل، باستخدام جميع قطع الاختبار كما هو موضح في EMS.QA.TL.02.06.</w:t>
+      </w:r>
+    </w:p>
+    <w:p>
+      <w:pPr>
+        <w:pStyle w:val="ListeParagraf"/>
+        <w:bidi/>
+        <w:spacing w:after="80"/>
+        <w:ind w:left="0" w:right="709"/>
+        <w:jc w:val="both"/>
+      </w:pPr>
+      <w:r>
+        <w:rPr>
+          <w:rFonts w:ascii="Calibri" w:hAnsi="Calibri" w:cs="Arial"/>
+          <w:rtl/>
+          <w:sz w:val="24"/>
+          <w:szCs w:val="24"/>
+        </w:rPr>
+        <w:t xml:space="preserve">3.2. تُدخل النتيجة في تقرير المعايرة اليومي لجهاز كشف المعادن (EMS.QA.FRM.03.07) ويوقعه مراقب الجودة في كل وردية.</w:t>
+      </w:r>
+    </w:p>
+    <w:p>
+      <w:pPr>
+        <w:pStyle w:val="ListeParagraf"/>
+        <w:bidi/>
+        <w:spacing w:after="80"/>
+        <w:ind w:left="0" w:right="709"/>
+        <w:jc w:val="both"/>
+      </w:pPr>
+      <w:r>
+        <w:rPr>
+          <w:rFonts w:ascii="Calibri" w:hAnsi="Calibri" w:cs="Arial"/>
+          <w:rtl/>
+          <w:sz w:val="24"/>
+          <w:szCs w:val="24"/>
+        </w:rPr>
+        <w:t xml:space="preserve">3.3. إذا لم تُكشف أي قطعة اختبار يُوقف الجهاز، وتُحجز جميع المنتجات الممررة منذ آخر اختبار ناجح، وتُمرر مجددًا بعد تصحيح العطل والتحقق من الجهاز.</w:t>
+      </w:r>
+    </w:p>
+    <w:p>
+      <w:pPr>
+        <w:pStyle w:val="ListeParagraf"/>
+        <w:bidi/>
+        <w:spacing w:after="80"/>
+        <w:ind w:left="0" w:right="709"/>
+        <w:jc w:val="both"/>
+      </w:pPr>
+      <w:r>
+        <w:rPr>
+          <w:rFonts w:ascii="Calibri" w:hAnsi="Calibri" w:cs="Arial"/>
+          <w:rtl/>
+          <w:sz w:val="24"/>
+          <w:szCs w:val="24"/>
+        </w:rPr>
+        <w:t xml:space="preserve">3.4. تُحفظ قطع الاختبار في مكان مقفل، وتُعرَّف ويُفحص تلفها، وتُستبدل عند تلفها أو فقدانها.</w:t>
+      </w:r>
+    </w:p>
+    <w:p>
+      <w:pPr>
+        <w:pStyle w:val="ListeParagraf"/>
+        <w:bidi/>
+        <w:spacing w:after="80"/>
+        <w:ind w:left="0" w:right="709"/>
+        <w:jc w:val="both"/>
+      </w:pPr>
+    </w:p>
+    <w:p>
+      <w:pPr>
+        <w:pStyle w:val="ListeParagraf"/>
+        <w:bidi/>
+        <w:spacing w:before="120" w:after="60"/>
+        <w:ind w:left="0" w:right="709"/>
+      </w:pPr>
+      <w:r>
+        <w:rPr>
+          <w:rFonts w:ascii="Calibri" w:hAnsi="Calibri" w:cs="Arial"/>
+          <w:b/>
+          <w:bCs/>
+          <w:rtl/>
+          <w:sz w:val="24"/>
+          <w:szCs w:val="24"/>
+        </w:rPr>
+        <w:t xml:space="preserve">4. التعامل مع الإنذارات</w:t>
+      </w:r>
+    </w:p>
+    <w:p>
+      <w:pPr>
+        <w:pStyle w:val="ListeParagraf"/>
+        <w:bidi/>
+        <w:spacing w:after="80"/>
+        <w:ind w:left="0" w:right="709"/>
+        <w:jc w:val="both"/>
+      </w:pPr>
+      <w:r>
+        <w:rPr>
+          <w:rFonts w:ascii="Calibri" w:hAnsi="Calibri" w:cs="Arial"/>
+          <w:rtl/>
+          <w:sz w:val="24"/>
+          <w:szCs w:val="24"/>
+        </w:rPr>
+        <w:t xml:space="preserve">4.1. تُزال منتجات الإنذار آليًا أو بواسطة المشغل وتوضع في صندوق الحجر المقفل، وتُسجل كل حالة في نموذج سجل صندوق حجر كاشف المعادن (EMS.QA.FRM.03.06).</w:t>
+      </w:r>
+    </w:p>
+    <w:p>
+      <w:pPr>
+        <w:pStyle w:val="ListeParagraf"/>
+        <w:bidi/>
+        <w:spacing w:after="80"/>
+        <w:ind w:left="0" w:right="709"/>
+        <w:jc w:val="both"/>
+      </w:pPr>
+      <w:r>
+        <w:rPr>
+          <w:rFonts w:ascii="Calibri" w:hAnsi="Calibri" w:cs="Arial"/>
+          <w:rtl/>
+          <w:sz w:val="24"/>
+          <w:szCs w:val="24"/>
+        </w:rPr>
+        <w:t xml:space="preserve">4.2. يفحص مراقب الجودة النهائي المنتج مع المشغل بحضور شاهد، ويحدد موضع المعدن ويسجل نوعه: شظية إبرة أو دبوس أو دبّاسة أو جزء إكسسوار أو إنذار كاذب.</w:t>
+      </w:r>
+    </w:p>
+    <w:p>
+      <w:pPr>
+        <w:pStyle w:val="ListeParagraf"/>
+        <w:bidi/>
+        <w:spacing w:after="80"/>
+        <w:ind w:left="0" w:right="709"/>
+        <w:jc w:val="both"/>
+      </w:pPr>
+      <w:r>
+        <w:rPr>
+          <w:rFonts w:ascii="Calibri" w:hAnsi="Calibri" w:cs="Arial"/>
+          <w:rtl/>
+          <w:sz w:val="24"/>
+          <w:szCs w:val="24"/>
+        </w:rPr>
+        <w:t xml:space="preserve">4.3. إذا وُجد المعدن يُزال ويُصلح المنتج ويُمرر مجددًا؛ وإن تعذرت إزالته يُتلف المنتج. وتُطابق شظية الإبرة المكتشفة مع سجل الإبر المكسورة (EMS.QA.PRO.02.07؛ EMS.QA.FRM.03.02).</w:t>
+      </w:r>
+    </w:p>
+    <w:p>
+      <w:pPr>
+        <w:pStyle w:val="ListeParagraf"/>
+        <w:bidi/>
+        <w:spacing w:after="80"/>
+        <w:ind w:left="0" w:right="709"/>
+        <w:jc w:val="both"/>
+      </w:pPr>
+      <w:r>
+        <w:rPr>
+          <w:rFonts w:ascii="Calibri" w:hAnsi="Calibri" w:cs="Arial"/>
+          <w:rtl/>
+          <w:sz w:val="24"/>
+          <w:szCs w:val="24"/>
+        </w:rPr>
+        <w:t xml:space="preserve">4.4. إذا لم يُعثر على معدن يُمرر المنتج مرتين أخريين؛ وإذا رُفض مجددًا يُعامل على أنه ملوث.</w:t>
+      </w:r>
+    </w:p>
+    <w:p>
+      <w:pPr>
+        <w:pStyle w:val="ListeParagraf"/>
+        <w:bidi/>
+        <w:spacing w:after="80"/>
+        <w:ind w:left="0" w:right="709"/>
+        <w:jc w:val="both"/>
+      </w:pPr>
+      <w:r>
+        <w:rPr>
+          <w:rFonts w:ascii="Calibri" w:hAnsi="Calibri" w:cs="Arial"/>
+          <w:rtl/>
+          <w:sz w:val="24"/>
+          <w:szCs w:val="24"/>
+        </w:rPr>
+        <w:t xml:space="preserve">4.5. عند تكرر الإنذارات في الدفعة نفسها تُحجز الدفعة كاملة وتُعاد فحصها بنسبة 100%، ويُحقق في المصدر في منطقة الخياطة أو التعبئة.</w:t>
+      </w:r>
+    </w:p>
+    <w:p>
+      <w:pPr>
+        <w:pStyle w:val="ListeParagraf"/>
+        <w:bidi/>
+        <w:spacing w:after="80"/>
+        <w:ind w:left="0" w:right="709"/>
+        <w:jc w:val="both"/>
+      </w:pPr>
+    </w:p>
+    <w:p>
+      <w:pPr>
+        <w:pStyle w:val="ListeParagraf"/>
+        <w:bidi/>
+        <w:spacing w:before="120" w:after="60"/>
+        <w:ind w:left="0" w:right="709"/>
+      </w:pPr>
+      <w:r>
+        <w:rPr>
+          <w:rFonts w:ascii="Calibri" w:hAnsi="Calibri" w:cs="Arial"/>
+          <w:b/>
+          <w:bCs/>
+          <w:rtl/>
+          <w:sz w:val="24"/>
+          <w:szCs w:val="24"/>
+        </w:rPr>
+        <w:t xml:space="preserve">5. منطقة الخلو من المعادن والضبط الوقائي</w:t>
+      </w:r>
+    </w:p>
+    <w:p>
+      <w:pPr>
+        <w:pStyle w:val="ListeParagraf"/>
+        <w:bidi/>
+        <w:spacing w:after="80"/>
+        <w:ind w:left="0" w:right="709"/>
+        <w:jc w:val="both"/>
+      </w:pPr>
+      <w:r>
+        <w:rPr>
+          <w:rFonts w:ascii="Calibri" w:hAnsi="Calibri" w:cs="Arial"/>
+          <w:rtl/>
+          <w:sz w:val="24"/>
+          <w:szCs w:val="24"/>
+        </w:rPr>
+        <w:t xml:space="preserve">5.1. يُفحص الداخلون إلى منطقة الخلو من المعادن للتأكد من خلوهم من الأغراض المعدنية الشخصية، ويُملأ نموذج الدخول والخروج لمنطقة الخلو من المعادن (EMS.QA.FRM.03.09).</w:t>
+      </w:r>
+    </w:p>
+    <w:p>
+      <w:pPr>
+        <w:pStyle w:val="ListeParagraf"/>
+        <w:bidi/>
+        <w:spacing w:after="80"/>
+        <w:ind w:left="0" w:right="709"/>
+        <w:jc w:val="both"/>
+      </w:pPr>
+      <w:r>
+        <w:rPr>
+          <w:rFonts w:ascii="Calibri" w:hAnsi="Calibri" w:cs="Arial"/>
+          <w:rtl/>
+          <w:sz w:val="24"/>
+          <w:szCs w:val="24"/>
+        </w:rPr>
+        <w:t xml:space="preserve">5.2. تُصرف الإبر والمقصات وأدوات القص بالتوقيع، وتُعد في نهاية الوردية، وتُستبدل واحدة بواحدة (EMS.QA.PRO.02.07).</w:t>
+      </w:r>
+    </w:p>
+    <w:p>
+      <w:pPr>
+        <w:pStyle w:val="ListeParagraf"/>
+        <w:bidi/>
+        <w:spacing w:after="80"/>
+        <w:ind w:left="0" w:right="709"/>
+        <w:jc w:val="both"/>
+      </w:pPr>
+      <w:r>
+        <w:rPr>
+          <w:rFonts w:ascii="Calibri" w:hAnsi="Calibri" w:cs="Arial"/>
+          <w:rtl/>
+          <w:sz w:val="24"/>
+          <w:szCs w:val="24"/>
+        </w:rPr>
+        <w:t xml:space="preserve">5.3. يوقف أي أداة مفقودة أو شظية إبرة العمل إلى حين العثور عليها وتسجيلها.</w:t>
+      </w:r>
+    </w:p>
+    <w:p>
+      <w:pPr>
+        <w:pStyle w:val="ListeParagraf"/>
+        <w:bidi/>
+        <w:spacing w:after="80"/>
+        <w:ind w:left="0" w:right="709"/>
+        <w:jc w:val="both"/>
+      </w:pPr>
+    </w:p>
+    <w:p>
+      <w:pPr>
+        <w:pStyle w:val="ListeParagraf"/>
+        <w:bidi/>
+        <w:spacing w:before="120" w:after="60"/>
+        <w:ind w:left="0" w:right="709"/>
+      </w:pPr>
+      <w:r>
+        <w:rPr>
+          <w:rFonts w:ascii="Calibri" w:hAnsi="Calibri" w:cs="Arial"/>
+          <w:b/>
+          <w:bCs/>
+          <w:rtl/>
+          <w:sz w:val="24"/>
+          <w:szCs w:val="24"/>
+        </w:rPr>
+        <w:t xml:space="preserve">6. عدم المطابقة والإجراء التصحيحي</w:t>
+      </w:r>
+    </w:p>
+    <w:p>
+      <w:pPr>
+        <w:pStyle w:val="ListeParagraf"/>
+        <w:bidi/>
+        <w:spacing w:after="80"/>
+        <w:ind w:left="0" w:right="709"/>
+        <w:jc w:val="both"/>
+      </w:pPr>
+      <w:r>
+        <w:rPr>
+          <w:rFonts w:ascii="Calibri" w:hAnsi="Calibri" w:cs="Arial"/>
+          <w:rtl/>
+          <w:sz w:val="24"/>
+          <w:szCs w:val="24"/>
+        </w:rPr>
+        <w:t xml:space="preserve">6.1. يُعد فشل اختبار التحقق أو إنذار في دفعة مفرج عنها أو غياب سجل أو بلاغ العميل عن وجود معدن عدم مطابقة. وتُحجز المنتجات المتأثرة ويُوقف الشحن ويُبلَّغ ضمان الجودة في اليوم نفسه.</w:t>
+      </w:r>
+    </w:p>
+    <w:p>
+      <w:pPr>
+        <w:pStyle w:val="ListeParagraf"/>
+        <w:bidi/>
+        <w:spacing w:after="80"/>
+        <w:ind w:left="0" w:right="709"/>
+        <w:jc w:val="both"/>
+      </w:pPr>
+      <w:r>
+        <w:rPr>
+          <w:rFonts w:ascii="Calibri" w:hAnsi="Calibri" w:cs="Arial"/>
+          <w:rtl/>
+          <w:sz w:val="24"/>
+          <w:szCs w:val="24"/>
+        </w:rPr>
+        <w:t xml:space="preserve">6.2. يُفتح تقرير عدم المطابقة (NCR) وفق EMS.QA.PRO.02.06 ويُضبط المنتج وفق EMS.KS.PRO.22.02.</w:t>
+      </w:r>
+    </w:p>
+    <w:p>
+      <w:pPr>
+        <w:pStyle w:val="ListeParagraf"/>
+        <w:bidi/>
+        <w:spacing w:after="80"/>
+        <w:ind w:left="0" w:right="709"/>
+        <w:jc w:val="both"/>
+      </w:pPr>
+      <w:r>
+        <w:rPr>
+          <w:rFonts w:ascii="Calibri" w:hAnsi="Calibri" w:cs="Arial"/>
+          <w:rtl/>
+          <w:sz w:val="24"/>
+          <w:szCs w:val="24"/>
+        </w:rPr>
+        <w:t xml:space="preserve">6.3. يُتعامل مع المنتج الذي سبق شحنه وفق إجراء التتبع وسحب المنتج (EMS.QA.PRO.02.08) ويُبلَّغ العميل وفق EMS.QA.PRO.02.06.</w:t>
+      </w:r>
+    </w:p>
+    <w:p>
+      <w:pPr>
+        <w:pStyle w:val="ListeParagraf"/>
+        <w:bidi/>
+        <w:spacing w:after="80"/>
+        <w:ind w:left="0" w:right="709"/>
+        <w:jc w:val="both"/>
+      </w:pPr>
+      <w:r>
+        <w:rPr>
+          <w:rFonts w:ascii="Calibri" w:hAnsi="Calibri" w:cs="Arial"/>
+          <w:rtl/>
+          <w:sz w:val="24"/>
+          <w:szCs w:val="24"/>
+        </w:rPr>
+        <w:t xml:space="preserve">6.4. يبدأ تحليل السبب الجذري خلال 24 ساعة ويُفتح إجراء تصحيحي ووقائي (CAPA) (EMS.KS.PRO.22.03)؛ ولا يُغلق إلا بعد إعادة اختبار ناجحة ونتائج مرضية في ثلاث دفعات متتالية.</w:t>
+      </w:r>
+    </w:p>
+    <w:p>
+      <w:pPr>
+        <w:pStyle w:val="ListeParagraf"/>
+        <w:bidi/>
+        <w:spacing w:after="80"/>
+        <w:ind w:left="0" w:right="709"/>
+        <w:jc w:val="both"/>
+      </w:pPr>
+    </w:p>
+    <w:p>
+      <w:pPr>
+        <w:pStyle w:val="ListeParagraf"/>
+        <w:bidi/>
+        <w:spacing w:before="120" w:after="60"/>
+        <w:ind w:left="0" w:right="709"/>
+      </w:pPr>
+      <w:r>
+        <w:rPr>
+          <w:rFonts w:ascii="Calibri" w:hAnsi="Calibri" w:cs="Arial"/>
+          <w:b/>
+          <w:bCs/>
+          <w:rtl/>
+          <w:sz w:val="24"/>
+          <w:szCs w:val="24"/>
+        </w:rPr>
+        <w:t xml:space="preserve">7. التدريب وحفظ السجلات</w:t>
+      </w:r>
+    </w:p>
+    <w:p>
+      <w:pPr>
+        <w:pStyle w:val="ListeParagraf"/>
+        <w:bidi/>
+        <w:spacing w:after="80"/>
+        <w:ind w:left="0" w:right="709"/>
+        <w:jc w:val="both"/>
+      </w:pPr>
+      <w:r>
+        <w:rPr>
+          <w:rFonts w:ascii="Calibri" w:hAnsi="Calibri" w:cs="Arial"/>
+          <w:rtl/>
+          <w:sz w:val="24"/>
+          <w:szCs w:val="24"/>
+        </w:rPr>
+        <w:t xml:space="preserve">7.1. يُدرَّب المشغلون والمراقبون قبل بدء العمل وعند تغيير الإجراء، ويُسجل التدريب (EMS.EG.PRO.12.01).</w:t>
+      </w:r>
+    </w:p>
+    <w:p>
+      <w:pPr>
+        <w:pStyle w:val="ListeParagraf"/>
+        <w:bidi/>
+        <w:spacing w:after="80"/>
+        <w:ind w:left="0" w:right="709"/>
+        <w:jc w:val="both"/>
+      </w:pPr>
+      <w:r>
+        <w:rPr>
+          <w:rFonts w:ascii="Calibri" w:hAnsi="Calibri" w:cs="Arial"/>
+          <w:rtl/>
+          <w:sz w:val="24"/>
+          <w:szCs w:val="24"/>
+        </w:rPr>
+        <w:t xml:space="preserve">7.2. تُحفظ سجلات الكشف وسجلات الحجر وتقارير المعايرة ثلاث سنوات على الأقل أو المدة التي يشترطها العميل.</w:t>
+      </w:r>
+    </w:p>
+    <w:p>
+      <w:pPr>
+        <w:pStyle w:val="ListeParagraf"/>
+        <w:bidi/>
+        <w:spacing w:after="80"/>
+        <w:ind w:left="0" w:right="709"/>
+        <w:jc w:val="both"/>
+      </w:pPr>
+    </w:p>
+    <w:p>
+      <w:pPr>
+        <w:pStyle w:val="ListeParagraf"/>
+        <w:bidi/>
+        <w:spacing w:before="120" w:after="60"/>
+        <w:ind w:left="0" w:right="709"/>
+      </w:pPr>
+      <w:r>
+        <w:rPr>
+          <w:rFonts w:ascii="Calibri" w:hAnsi="Calibri" w:cs="Arial"/>
+          <w:b/>
+          <w:bCs/>
+          <w:rtl/>
+          <w:sz w:val="24"/>
+          <w:szCs w:val="24"/>
+        </w:rPr>
+        <w:t xml:space="preserve">8. المتابعة والمؤشرات</w:t>
+      </w:r>
+    </w:p>
+    <w:p>
+      <w:pPr>
+        <w:pStyle w:val="ListeParagraf"/>
+        <w:bidi/>
+        <w:spacing w:after="80"/>
+        <w:ind w:left="0" w:right="709"/>
+        <w:jc w:val="both"/>
+      </w:pPr>
+      <w:r>
+        <w:rPr>
+          <w:rFonts w:ascii="Calibri" w:hAnsi="Calibri" w:cs="Arial"/>
+          <w:rtl/>
+          <w:sz w:val="24"/>
+          <w:szCs w:val="24"/>
+        </w:rPr>
+        <w:t xml:space="preserve">8.1. يراجع ضمان الجودة التقارير اليومية أسبوعيًا ويرفع شهريًا: الأيام التي لم يكتمل فيها اختبار التحقق (الهدف: صفر)، ونسبة المنتجات الممررة (الهدف: 100%)، وعدد الإنذارات وأسبابها، وبلاغات العملاء عن وجود معدن (الهدف: صفر).</w:t>
+      </w:r>
+    </w:p>
+    <w:p>
+      <w:pPr>
+        <w:pStyle w:val="ListeParagraf"/>
+        <w:bidi/>
+        <w:spacing w:after="80"/>
+        <w:ind w:left="0" w:right="709"/>
+        <w:jc w:val="both"/>
+      </w:pPr>
+      <w:r>
+        <w:rPr>
+          <w:rFonts w:ascii="Calibri" w:hAnsi="Calibri" w:cs="Arial"/>
+          <w:rtl/>
+          <w:sz w:val="24"/>
+          <w:szCs w:val="24"/>
+        </w:rPr>
+        <w:t xml:space="preserve">8.2. تتبع الأهداف والحدود مواصفات العميل وسياسة الشركة.</w:t>
+      </w:r>
+    </w:p>
+    <w:p>
+      <w:pPr>
+        <w:pStyle w:val="ListeParagraf"/>
+        <w:bidi/>
+        <w:spacing w:after="80"/>
+        <w:ind w:left="0" w:right="709"/>
+        <w:jc w:val="both"/>
+      </w:pPr>
+    </w:p>
+    <w:p>
+      <w:pPr>
+        <w:pStyle w:val="ListeParagraf"/>
+        <w:bidi/>
+        <w:spacing w:before="120" w:after="60"/>
+        <w:ind w:left="0" w:right="709"/>
+      </w:pPr>
+      <w:r>
+        <w:rPr>
+          <w:rFonts w:ascii="Calibri" w:hAnsi="Calibri" w:cs="Arial"/>
+          <w:b/>
+          <w:bCs/>
+          <w:rtl/>
+          <w:sz w:val="24"/>
+          <w:szCs w:val="24"/>
+        </w:rPr>
+        <w:t xml:space="preserve">9. الوثائق والسجلات ذات الصلة</w:t>
       </w:r>
     </w:p>
     <w:p>
@@ -3224,7 +3250,7 @@
           <w:sz w:val="24"/>
           <w:szCs w:val="24"/>
         </w:rPr>
-        <w:t xml:space="preserve">EMS.KS.PRO.22.02. إجراء ضبط المنتج غير المطابق</w:t>
+        <w:t xml:space="preserve">EMS.QA.TL.02.06. تعليمات اختبار جهاز كشف المعادن وتسجيله</w:t>
       </w:r>
     </w:p>
     <w:p>
@@ -3245,7 +3271,7 @@
           <w:sz w:val="24"/>
           <w:szCs w:val="24"/>
         </w:rPr>
-        <w:t xml:space="preserve">EMS.KS.PRO.22.03. إجراء الإجراءات التصحيحية والوقائية (CAPA) لمشكلات الجودة</w:t>
+        <w:t xml:space="preserve">EMS.QA.PRO.02.07. إجراء ضبط الإبر والأدوات الحادة</w:t>
       </w:r>
     </w:p>
     <w:p>
@@ -3266,7 +3292,7 @@
           <w:sz w:val="24"/>
           <w:szCs w:val="24"/>
         </w:rPr>
-        <w:t xml:space="preserve">EMS.QA.PRO.02.08. إجراء التتبع وسحب المنتج</w:t>
+        <w:t xml:space="preserve">EMS.QA.TL.02.02. تعليمات استبدال الإبرة المكسورة</w:t>
       </w:r>
     </w:p>
     <w:p>
@@ -3287,7 +3313,175 @@
           <w:sz w:val="24"/>
           <w:szCs w:val="24"/>
         </w:rPr>
+        <w:t xml:space="preserve">EMS.QA.PRO.02.06. إجراء تقرير عدم المطابقة (NCR)</w:t>
+      </w:r>
+    </w:p>
+    <w:p>
+      <w:pPr>
+        <w:pStyle w:val="ListeParagraf"/>
+        <w:numPr>
+          <w:ilvl w:val="0"/>
+          <w:numId w:val="1"/>
+        </w:numPr>
+        <w:bidi/>
+        <w:spacing w:after="60"/>
+        <w:jc w:val="both"/>
+      </w:pPr>
+      <w:r>
+        <w:rPr>
+          <w:rFonts w:ascii="Calibri" w:hAnsi="Calibri" w:cs="Arial"/>
+          <w:rtl/>
+          <w:sz w:val="24"/>
+          <w:szCs w:val="24"/>
+        </w:rPr>
+        <w:t xml:space="preserve">EMS.KS.PRO.22.02. إجراء ضبط المنتج غير المطابق</w:t>
+      </w:r>
+    </w:p>
+    <w:p>
+      <w:pPr>
+        <w:pStyle w:val="ListeParagraf"/>
+        <w:numPr>
+          <w:ilvl w:val="0"/>
+          <w:numId w:val="1"/>
+        </w:numPr>
+        <w:bidi/>
+        <w:spacing w:after="60"/>
+        <w:jc w:val="both"/>
+      </w:pPr>
+      <w:r>
+        <w:rPr>
+          <w:rFonts w:ascii="Calibri" w:hAnsi="Calibri" w:cs="Arial"/>
+          <w:rtl/>
+          <w:sz w:val="24"/>
+          <w:szCs w:val="24"/>
+        </w:rPr>
+        <w:t xml:space="preserve">EMS.KS.PRO.22.03. إجراء الإجراءات التصحيحية والوقائية (CAPA) لمشكلات الجودة</w:t>
+      </w:r>
+    </w:p>
+    <w:p>
+      <w:pPr>
+        <w:pStyle w:val="ListeParagraf"/>
+        <w:numPr>
+          <w:ilvl w:val="0"/>
+          <w:numId w:val="1"/>
+        </w:numPr>
+        <w:bidi/>
+        <w:spacing w:after="60"/>
+        <w:jc w:val="both"/>
+      </w:pPr>
+      <w:r>
+        <w:rPr>
+          <w:rFonts w:ascii="Calibri" w:hAnsi="Calibri" w:cs="Arial"/>
+          <w:rtl/>
+          <w:sz w:val="24"/>
+          <w:szCs w:val="24"/>
+        </w:rPr>
+        <w:t xml:space="preserve">EMS.QA.PRO.02.08. إجراء التتبع وسحب المنتج</w:t>
+      </w:r>
+    </w:p>
+    <w:p>
+      <w:pPr>
+        <w:pStyle w:val="ListeParagraf"/>
+        <w:numPr>
+          <w:ilvl w:val="0"/>
+          <w:numId w:val="1"/>
+        </w:numPr>
+        <w:bidi/>
+        <w:spacing w:after="60"/>
+        <w:jc w:val="both"/>
+      </w:pPr>
+      <w:r>
+        <w:rPr>
+          <w:rFonts w:ascii="Calibri" w:hAnsi="Calibri" w:cs="Arial"/>
+          <w:rtl/>
+          <w:sz w:val="24"/>
+          <w:szCs w:val="24"/>
+        </w:rPr>
         <w:t xml:space="preserve">EMS.QA.PRO.02.09. إجراء فحص الجودة (الوارد، أثناء الإنتاج، النهائي AQL)</w:t>
+      </w:r>
+    </w:p>
+    <w:p>
+      <w:pPr>
+        <w:pStyle w:val="ListeParagraf"/>
+        <w:numPr>
+          <w:ilvl w:val="0"/>
+          <w:numId w:val="1"/>
+        </w:numPr>
+        <w:bidi/>
+        <w:spacing w:after="60"/>
+        <w:jc w:val="both"/>
+      </w:pPr>
+      <w:r>
+        <w:rPr>
+          <w:rFonts w:ascii="Calibri" w:hAnsi="Calibri" w:cs="Arial"/>
+          <w:rtl/>
+          <w:sz w:val="24"/>
+          <w:szCs w:val="24"/>
+        </w:rPr>
+        <w:t xml:space="preserve">EMS.ÜR.PRO.05.10. إجراء الكي والمراقبة النهائية والتعبئة</w:t>
+      </w:r>
+    </w:p>
+    <w:p>
+      <w:pPr>
+        <w:pStyle w:val="ListeParagraf"/>
+        <w:numPr>
+          <w:ilvl w:val="0"/>
+          <w:numId w:val="1"/>
+        </w:numPr>
+        <w:bidi/>
+        <w:spacing w:after="60"/>
+        <w:jc w:val="both"/>
+      </w:pPr>
+      <w:r>
+        <w:rPr>
+          <w:rFonts w:ascii="Calibri" w:hAnsi="Calibri" w:cs="Arial"/>
+          <w:rtl/>
+          <w:sz w:val="24"/>
+          <w:szCs w:val="24"/>
+        </w:rPr>
+        <w:t xml:space="preserve">EMS.QA.PRO.02.13. إجراء الفحص البصري</w:t>
+      </w:r>
+    </w:p>
+    <w:p>
+      <w:pPr>
+        <w:pStyle w:val="ListeParagraf"/>
+        <w:numPr>
+          <w:ilvl w:val="0"/>
+          <w:numId w:val="1"/>
+        </w:numPr>
+        <w:bidi/>
+        <w:spacing w:after="60"/>
+        <w:jc w:val="both"/>
+      </w:pPr>
+      <w:r>
+        <w:rPr>
+          <w:rFonts w:ascii="Calibri" w:hAnsi="Calibri" w:cs="Arial"/>
+          <w:rtl/>
+          <w:sz w:val="24"/>
+          <w:szCs w:val="24"/>
+        </w:rPr>
+        <w:t xml:space="preserve">EMS.ÜR.PRO.05.11. إجراء التغليف ووضع الملصقات</w:t>
+      </w:r>
+    </w:p>
+    <w:p>
+      <w:pPr>
+        <w:pStyle w:val="ListeParagraf"/>
+        <w:numPr>
+          <w:ilvl w:val="0"/>
+          <w:numId w:val="1"/>
+        </w:numPr>
+        <w:bidi/>
+        <w:spacing w:after="60"/>
+        <w:jc w:val="both"/>
+      </w:pPr>
+      <w:r>
+        <w:rPr>
+          <w:rFonts w:ascii="Calibri" w:hAnsi="Calibri" w:cs="Arial"/>
+          <w:rtl/>
+          <w:sz w:val="24"/>
+          <w:szCs w:val="24"/>
+        </w:rPr>
+        <w:t xml:space="preserve">EMS.QA.PRO.02.14. إجراء الفحص النهائي والإفراج</w:t>
       </w:r>
     </w:p>
     <w:p>
@@ -5296,7 +5490,7 @@
               <w:sz w:val="16"/>
               <w:szCs w:val="16"/>
             </w:rPr>
-            <w:t>0</w:t>
+            <w:t>4</w:t>
           </w:r>
         </w:p>
         <w:p>
@@ -5315,7 +5509,7 @@
               <w:sz w:val="16"/>
               <w:szCs w:val="16"/>
             </w:rPr>
-            <w:t>… / … / …</w:t>
+            <w:t>14.10.2026</w:t>
           </w:r>
         </w:p>
       </w:tc>
